--- a/pr-preview/pr-107/chapters/15-outcome-regression-propensity-scores.docx
+++ b/pr-preview/pr-107/chapters/15-outcome-regression-propensity-scores.docx
@@ -19101,16 +19101,13 @@
         </m:r>
       </m:oMath>
       <w:r>
-        <w:t xml:space="preserve"> </w:t>
-      </w:r>
-      <w:r>
-        <w:t xml:space="preserve">and a correctly specified propensity model,</w:t>
-      </w:r>
-      <w:r>
-        <w:t xml:space="preserve"> </w:t>
-      </w:r>
-      <w:r>
-        <w:t xml:space="preserve">exact matching on</w:t>
+        <w:t xml:space="preserve">,</w:t>
+      </w:r>
+      <w:r>
+        <w:t xml:space="preserve"> </w:t>
+      </w:r>
+      <w:r>
+        <w:t xml:space="preserve">exact matching on the true</w:t>
       </w:r>
       <w:r>
         <w:t xml:space="preserve"> </w:t>
@@ -19145,7 +19142,7 @@
         <w:t xml:space="preserve"> </w:t>
       </w:r>
       <w:r>
-        <w:t xml:space="preserve">so, under consistency, association measures in the matched population consistently estimate the effect measures</w:t>
+        <w:t xml:space="preserve">so, under consistency, association measures in the matched population equal the effect measures</w:t>
       </w:r>
       <w:r>
         <w:t xml:space="preserve"> </w:t>
@@ -19170,13 +19167,76 @@
         </w:numPr>
       </w:pPr>
       <w:r>
-        <w:t xml:space="preserve">Caliper matching makes them only approximately exchangeable:</w:t>
-      </w:r>
-      <w:r>
-        <w:t xml:space="preserve"> </w:t>
-      </w:r>
-      <w:r>
-        <w:t xml:space="preserve">some bias remains, and it shrinks as the caliper narrows.</w:t>
+        <w:t xml:space="preserve">In practice we match on an estimate</w:t>
+      </w:r>
+      <w:r>
+        <w:t xml:space="preserve"> </w:t>
+      </w:r>
+      <m:oMath>
+        <m:acc>
+          <m:accPr>
+            <m:chr m:val="̂"/>
+          </m:accPr>
+          <m:e>
+            <m:r>
+              <m:t>π</m:t>
+            </m:r>
+          </m:e>
+        </m:acc>
+        <m:r>
+          <m:rPr>
+            <m:sty m:val="p"/>
+          </m:rPr>
+          <m:t>(</m:t>
+        </m:r>
+        <m:r>
+          <m:t>L</m:t>
+        </m:r>
+        <m:r>
+          <m:rPr>
+            <m:sty m:val="p"/>
+          </m:rPr>
+          <m:t>)</m:t>
+        </m:r>
+      </m:oMath>
+      <w:r>
+        <w:t xml:space="preserve">.</w:t>
+      </w:r>
+      <w:r>
+        <w:t xml:space="preserve"> </w:t>
+      </w:r>
+      <w:r>
+        <w:t xml:space="preserve">Equal estimated scores need not mean equal true scores,</w:t>
+      </w:r>
+      <w:r>
+        <w:t xml:space="preserve"> </w:t>
+      </w:r>
+      <w:r>
+        <w:t xml:space="preserve">so even with a correctly specified propensity model this exchangeability holds only approximately,</w:t>
+      </w:r>
+      <w:r>
+        <w:t xml:space="preserve"> </w:t>
+      </w:r>
+      <w:r>
+        <w:t xml:space="preserve">with the approximation improving as the sample grows.</w:t>
+      </w:r>
+    </w:p>
+    <w:p>
+      <w:pPr>
+        <w:pStyle w:val="Compact"/>
+        <w:numPr>
+          <w:ilvl w:val="0"/>
+          <w:numId w:val="1011"/>
+        </w:numPr>
+      </w:pPr>
+      <w:r>
+        <w:t xml:space="preserve">Caliper matching adds a second approximation:</w:t>
+      </w:r>
+      <w:r>
+        <w:t xml:space="preserve"> </w:t>
+      </w:r>
+      <w:r>
+        <w:t xml:space="preserve">some bias may remain, and it typically shrinks as the caliper narrows.</w:t>
       </w:r>
     </w:p>
     <w:p>

--- a/pr-preview/pr-107/chapters/15-outcome-regression-propensity-scores.docx
+++ b/pr-preview/pr-107/chapters/15-outcome-regression-propensity-scores.docx
@@ -13381,496 +13381,533 @@
         <w:t xml:space="preserve">2.2 Using the Propensity Score</w:t>
       </w:r>
     </w:p>
-    <w:bookmarkStart w:id="37" w:name="alg-propensity-score-adjustment"/>
-    <w:p>
-      <w:pPr>
-        <w:pStyle w:val="FirstParagraph"/>
-      </w:pPr>
-      <w:r>
-        <w:rPr>
-          <w:b/>
-          <w:bCs/>
-        </w:rPr>
-        <w:t xml:space="preserve">Algorithm 1 (Adjusting for the Propensity Score)</w:t>
-      </w:r>
-      <w:r>
-        <w:t xml:space="preserve"> </w:t>
-      </w:r>
-      <w:r>
-        <w:t xml:space="preserve">Suppose exchangeability and positivity hold given</w:t>
-      </w:r>
-      <w:r>
-        <w:t xml:space="preserve"> </w:t>
-      </w:r>
-      <m:oMath>
-        <m:r>
-          <m:t>π</m:t>
-        </m:r>
-        <m:r>
-          <m:rPr>
-            <m:sty m:val="p"/>
-          </m:rPr>
-          <m:t>(</m:t>
-        </m:r>
-        <m:r>
-          <m:t>L</m:t>
-        </m:r>
-        <m:r>
-          <m:rPr>
-            <m:sty m:val="p"/>
-          </m:rPr>
-          <m:t>)</m:t>
-        </m:r>
-      </m:oMath>
-      <w:r>
-        <w:t xml:space="preserve">,</w:t>
-      </w:r>
-      <w:r>
-        <w:t xml:space="preserve"> </w:t>
-      </w:r>
-      <w:r>
-        <w:t xml:space="preserve">consistency holds,</w:t>
-      </w:r>
-      <w:r>
-        <w:t xml:space="preserve"> </w:t>
-      </w:r>
-      <w:r>
-        <w:t xml:space="preserve">and the model for</w:t>
-      </w:r>
-      <w:r>
-        <w:t xml:space="preserve"> </w:t>
-      </w:r>
-      <m:oMath>
-        <m:r>
-          <m:rPr>
-            <m:sty m:val="p"/>
-          </m:rPr>
-          <m:t>Pr</m:t>
-        </m:r>
-        <m:r>
-          <m:rPr>
-            <m:sty m:val="p"/>
-          </m:rPr>
-          <m:t>[</m:t>
-        </m:r>
-        <m:r>
-          <m:t>A</m:t>
-        </m:r>
-        <m:r>
-          <m:rPr>
-            <m:sty m:val="p"/>
-          </m:rPr>
-          <m:t>=</m:t>
-        </m:r>
-        <m:r>
-          <m:t>1</m:t>
-        </m:r>
-        <m:r>
-          <m:rPr>
-            <m:sty m:val="p"/>
-          </m:rPr>
-          <m:t>∣</m:t>
-        </m:r>
-        <m:r>
-          <m:t>L</m:t>
-        </m:r>
-        <m:r>
-          <m:rPr>
-            <m:sty m:val="p"/>
-          </m:rPr>
-          <m:t>]</m:t>
-        </m:r>
-      </m:oMath>
-      <w:r>
-        <w:t xml:space="preserve"> </w:t>
-      </w:r>
-      <w:r>
-        <w:t xml:space="preserve">is correctly specified;</w:t>
-      </w:r>
-      <w:r>
-        <w:t xml:space="preserve"> </w:t>
-      </w:r>
-      <w:r>
-        <w:t xml:space="preserve">for outcome regression on, or standardization over,</w:t>
-      </w:r>
-      <w:r>
-        <w:t xml:space="preserve"> </w:t>
-      </w:r>
-      <m:oMath>
-        <m:acc>
-          <m:accPr>
-            <m:chr m:val="̂"/>
-          </m:accPr>
-          <m:e>
-            <m:r>
-              <m:t>π</m:t>
-            </m:r>
-          </m:e>
-        </m:acc>
-        <m:r>
-          <m:rPr>
-            <m:sty m:val="p"/>
-          </m:rPr>
-          <m:t>(</m:t>
-        </m:r>
-        <m:r>
-          <m:t>L</m:t>
-        </m:r>
-        <m:r>
-          <m:rPr>
-            <m:sty m:val="p"/>
-          </m:rPr>
-          <m:t>)</m:t>
-        </m:r>
-      </m:oMath>
-      <w:r>
-        <w:t xml:space="preserve">,</w:t>
-      </w:r>
-      <w:r>
-        <w:t xml:space="preserve"> </w:t>
-      </w:r>
-      <w:r>
-        <w:t xml:space="preserve">suppose also that the model for the relation between</w:t>
-      </w:r>
-      <w:r>
-        <w:t xml:space="preserve"> </w:t>
-      </w:r>
-      <m:oMath>
-        <m:r>
-          <m:t>π</m:t>
-        </m:r>
-        <m:r>
-          <m:rPr>
-            <m:sty m:val="p"/>
-          </m:rPr>
-          <m:t>(</m:t>
-        </m:r>
-        <m:r>
-          <m:t>L</m:t>
-        </m:r>
-        <m:r>
-          <m:rPr>
-            <m:sty m:val="p"/>
-          </m:rPr>
-          <m:t>)</m:t>
-        </m:r>
-      </m:oMath>
-      <w:r>
-        <w:t xml:space="preserve"> </w:t>
-      </w:r>
-      <w:r>
-        <w:t xml:space="preserve">and</w:t>
-      </w:r>
-      <w:r>
-        <w:t xml:space="preserve"> </w:t>
-      </w:r>
-      <m:oMath>
-        <m:r>
-          <m:t>Y</m:t>
-        </m:r>
-      </m:oMath>
-      <w:r>
-        <w:t xml:space="preserve"> </w:t>
-      </w:r>
-      <w:r>
-        <w:t xml:space="preserve">is correctly specified.</w:t>
-      </w:r>
-      <w:r>
-        <w:t xml:space="preserve"> </w:t>
-      </w:r>
-      <w:r>
-        <w:t xml:space="preserve">Then causal effects can be estimated as follows.</w:t>
-      </w:r>
-    </w:p>
-    <w:p>
-      <w:pPr>
-        <w:pStyle w:val="Compact"/>
-        <w:numPr>
-          <w:ilvl w:val="0"/>
-          <w:numId w:val="1008"/>
-        </w:numPr>
-      </w:pPr>
-      <w:r>
-        <w:t xml:space="preserve">Fit a model for</w:t>
-      </w:r>
-      <w:r>
-        <w:t xml:space="preserve"> </w:t>
-      </w:r>
-      <m:oMath>
-        <m:r>
-          <m:rPr>
-            <m:sty m:val="p"/>
-          </m:rPr>
-          <m:t>Pr</m:t>
-        </m:r>
-        <m:r>
-          <m:rPr>
-            <m:sty m:val="p"/>
-          </m:rPr>
-          <m:t>[</m:t>
-        </m:r>
-        <m:r>
-          <m:t>A</m:t>
-        </m:r>
-        <m:r>
-          <m:rPr>
-            <m:sty m:val="p"/>
-          </m:rPr>
-          <m:t>=</m:t>
-        </m:r>
-        <m:r>
-          <m:t>1</m:t>
-        </m:r>
-        <m:r>
-          <m:rPr>
-            <m:sty m:val="p"/>
-          </m:rPr>
-          <m:t>∣</m:t>
-        </m:r>
-        <m:r>
-          <m:t>L</m:t>
-        </m:r>
-        <m:r>
-          <m:rPr>
-            <m:sty m:val="p"/>
-          </m:rPr>
-          <m:t>]</m:t>
-        </m:r>
-      </m:oMath>
-      <w:r>
-        <w:t xml:space="preserve">.</w:t>
-      </w:r>
-    </w:p>
-    <w:p>
-      <w:pPr>
-        <w:pStyle w:val="Compact"/>
-        <w:numPr>
-          <w:ilvl w:val="0"/>
-          <w:numId w:val="1008"/>
-        </w:numPr>
-      </w:pPr>
-      <w:r>
-        <w:t xml:space="preserve">Compute the estimated propensity score</w:t>
-      </w:r>
-      <w:r>
-        <w:t xml:space="preserve"> </w:t>
-      </w:r>
-      <m:oMath>
-        <m:acc>
-          <m:accPr>
-            <m:chr m:val="̂"/>
-          </m:accPr>
-          <m:e>
-            <m:r>
-              <m:t>π</m:t>
-            </m:r>
-          </m:e>
-        </m:acc>
-        <m:r>
-          <m:rPr>
-            <m:sty m:val="p"/>
-          </m:rPr>
-          <m:t>(</m:t>
-        </m:r>
-        <m:sSub>
-          <m:e>
-            <m:r>
-              <m:t>L</m:t>
-            </m:r>
-          </m:e>
-          <m:sub>
-            <m:r>
-              <m:t>i</m:t>
-            </m:r>
-          </m:sub>
-        </m:sSub>
-        <m:r>
-          <m:rPr>
-            <m:sty m:val="p"/>
-          </m:rPr>
-          <m:t>)</m:t>
-        </m:r>
-      </m:oMath>
-      <w:r>
-        <w:t xml:space="preserve"> </w:t>
-      </w:r>
-      <w:r>
-        <w:t xml:space="preserve">for each individual</w:t>
-      </w:r>
-      <w:r>
-        <w:t xml:space="preserve"> </w:t>
-      </w:r>
-      <m:oMath>
-        <m:r>
-          <m:t>i</m:t>
-        </m:r>
-      </m:oMath>
-      <w:r>
-        <w:t xml:space="preserve">.</w:t>
-      </w:r>
-    </w:p>
-    <w:p>
-      <w:pPr>
-        <w:pStyle w:val="Compact"/>
-        <w:numPr>
-          <w:ilvl w:val="0"/>
-          <w:numId w:val="1008"/>
-        </w:numPr>
-      </w:pPr>
-      <w:r>
-        <w:t xml:space="preserve">Use</w:t>
-      </w:r>
-      <w:r>
-        <w:t xml:space="preserve"> </w:t>
-      </w:r>
-      <m:oMath>
-        <m:acc>
-          <m:accPr>
-            <m:chr m:val="̂"/>
-          </m:accPr>
-          <m:e>
-            <m:r>
-              <m:t>π</m:t>
-            </m:r>
-          </m:e>
-        </m:acc>
-        <m:r>
-          <m:rPr>
-            <m:sty m:val="p"/>
-          </m:rPr>
-          <m:t>(</m:t>
-        </m:r>
-        <m:r>
-          <m:t>L</m:t>
-        </m:r>
-        <m:r>
-          <m:rPr>
-            <m:sty m:val="p"/>
-          </m:rPr>
-          <m:t>)</m:t>
-        </m:r>
-      </m:oMath>
-      <w:r>
-        <w:t xml:space="preserve"> </w:t>
-      </w:r>
-      <w:r>
-        <w:t xml:space="preserve">in place of</w:t>
-      </w:r>
-      <w:r>
-        <w:t xml:space="preserve"> </w:t>
-      </w:r>
-      <m:oMath>
-        <m:r>
-          <m:t>L</m:t>
-        </m:r>
-      </m:oMath>
-      <w:r>
-        <w:t xml:space="preserve">: stratify on</w:t>
-      </w:r>
-      <w:r>
-        <w:t xml:space="preserve"> </w:t>
-      </w:r>
-      <m:oMath>
-        <m:acc>
-          <m:accPr>
-            <m:chr m:val="̂"/>
-          </m:accPr>
-          <m:e>
-            <m:r>
-              <m:t>π</m:t>
-            </m:r>
-          </m:e>
-        </m:acc>
-        <m:r>
-          <m:rPr>
-            <m:sty m:val="p"/>
-          </m:rPr>
-          <m:t>(</m:t>
-        </m:r>
-        <m:r>
-          <m:t>L</m:t>
-        </m:r>
-        <m:r>
-          <m:rPr>
-            <m:sty m:val="p"/>
-          </m:rPr>
-          <m:t>)</m:t>
-        </m:r>
-      </m:oMath>
-      <w:r>
-        <w:t xml:space="preserve"> </w:t>
-      </w:r>
-      <w:r>
-        <w:t xml:space="preserve">(including outcome regression on it), standardize over</w:t>
-      </w:r>
-      <w:r>
-        <w:t xml:space="preserve"> </w:t>
-      </w:r>
-      <m:oMath>
-        <m:acc>
-          <m:accPr>
-            <m:chr m:val="̂"/>
-          </m:accPr>
-          <m:e>
-            <m:r>
-              <m:t>π</m:t>
-            </m:r>
-          </m:e>
-        </m:acc>
-        <m:r>
-          <m:rPr>
-            <m:sty m:val="p"/>
-          </m:rPr>
-          <m:t>(</m:t>
-        </m:r>
-        <m:r>
-          <m:t>L</m:t>
-        </m:r>
-        <m:r>
-          <m:rPr>
-            <m:sty m:val="p"/>
-          </m:rPr>
-          <m:t>)</m:t>
-        </m:r>
-      </m:oMath>
-      <w:r>
-        <w:t xml:space="preserve">, or match on</w:t>
-      </w:r>
-      <w:r>
-        <w:t xml:space="preserve"> </w:t>
-      </w:r>
-      <m:oMath>
-        <m:acc>
-          <m:accPr>
-            <m:chr m:val="̂"/>
-          </m:accPr>
-          <m:e>
-            <m:r>
-              <m:t>π</m:t>
-            </m:r>
-          </m:e>
-        </m:acc>
-        <m:r>
-          <m:rPr>
-            <m:sty m:val="p"/>
-          </m:rPr>
-          <m:t>(</m:t>
-        </m:r>
-        <m:r>
-          <m:t>L</m:t>
-        </m:r>
-        <m:r>
-          <m:rPr>
-            <m:sty m:val="p"/>
-          </m:rPr>
-          <m:t>)</m:t>
-        </m:r>
-      </m:oMath>
-      <w:r>
-        <w:t xml:space="preserve">.</w:t>
-      </w:r>
-    </w:p>
-    <w:bookmarkEnd w:id="37"/>
+    <w:tbl>
+      <w:tblPr>
+        <w:tblStyle w:val="Table"/>
+        <w:tblInd w:w="164" w:type="dxa"/>
+        <w:tblBorders>
+          <w:left w:val="single" w:sz="24" w:space="0" w:color="909090"/>
+        </w:tblBorders>
+        <w:tblCellMar>
+          <w:left w:w="0" w:type="dxa"/>
+          <w:right w:w="0" w:type="dxa"/>
+        </w:tblCellMar>
+        <w:tblLook w:firstRow="0" w:lastRow="0" w:firstColumn="0" w:lastColumn="0" w:noHBand="0" w:noVBand="0" w:val="0000"/>
+      </w:tblPr>
+      <w:tblGrid>
+        <w:gridCol w:w="7920"/>
+      </w:tblGrid>
+      <w:tr>
+        <w:trPr>
+          <w:cantSplit/>
+        </w:trPr>
+        <w:tc>
+          <w:tcPr>
+            <w:tcMar>
+              <w:left w:w="144" w:type="dxa"/>
+            </w:tcMar>
+          </w:tcPr>
+          <w:p>
+            <w:pPr>
+              <w:pStyle w:val="FirstParagraph"/>
+            </w:pPr>
+            <w:pPr>
+              <w:spacing w:before="16" w:after="64"/>
+            </w:pPr>
+          </w:p>
+          <w:bookmarkStart w:id="37" w:name="alg-propensity-score-adjustment"/>
+          <w:p>
+            <w:pPr>
+              <w:pStyle w:val="BodyText"/>
+            </w:pPr>
+            <w:r>
+              <w:rPr>
+                <w:b/>
+                <w:bCs/>
+              </w:rPr>
+              <w:t xml:space="preserve">Algorithm 1 (Adjusting for the Propensity Score)</w:t>
+            </w:r>
+            <w:r>
+              <w:t xml:space="preserve"> </w:t>
+            </w:r>
+            <w:r>
+              <w:t xml:space="preserve">Suppose exchangeability and positivity hold given</w:t>
+            </w:r>
+            <w:r>
+              <w:t xml:space="preserve"> </w:t>
+            </w:r>
+            <m:oMath>
+              <m:r>
+                <m:t>π</m:t>
+              </m:r>
+              <m:r>
+                <m:rPr>
+                  <m:sty m:val="p"/>
+                </m:rPr>
+                <m:t>(</m:t>
+              </m:r>
+              <m:r>
+                <m:t>L</m:t>
+              </m:r>
+              <m:r>
+                <m:rPr>
+                  <m:sty m:val="p"/>
+                </m:rPr>
+                <m:t>)</m:t>
+              </m:r>
+            </m:oMath>
+            <w:r>
+              <w:t xml:space="preserve">,</w:t>
+            </w:r>
+            <w:r>
+              <w:t xml:space="preserve"> </w:t>
+            </w:r>
+            <w:r>
+              <w:t xml:space="preserve">consistency holds,</w:t>
+            </w:r>
+            <w:r>
+              <w:t xml:space="preserve"> </w:t>
+            </w:r>
+            <w:r>
+              <w:t xml:space="preserve">and the model for</w:t>
+            </w:r>
+            <w:r>
+              <w:t xml:space="preserve"> </w:t>
+            </w:r>
+            <m:oMath>
+              <m:r>
+                <m:rPr>
+                  <m:sty m:val="p"/>
+                </m:rPr>
+                <m:t>Pr</m:t>
+              </m:r>
+              <m:r>
+                <m:rPr>
+                  <m:sty m:val="p"/>
+                </m:rPr>
+                <m:t>[</m:t>
+              </m:r>
+              <m:r>
+                <m:t>A</m:t>
+              </m:r>
+              <m:r>
+                <m:rPr>
+                  <m:sty m:val="p"/>
+                </m:rPr>
+                <m:t>=</m:t>
+              </m:r>
+              <m:r>
+                <m:t>1</m:t>
+              </m:r>
+              <m:r>
+                <m:rPr>
+                  <m:sty m:val="p"/>
+                </m:rPr>
+                <m:t>∣</m:t>
+              </m:r>
+              <m:r>
+                <m:t>L</m:t>
+              </m:r>
+              <m:r>
+                <m:rPr>
+                  <m:sty m:val="p"/>
+                </m:rPr>
+                <m:t>]</m:t>
+              </m:r>
+            </m:oMath>
+            <w:r>
+              <w:t xml:space="preserve"> </w:t>
+            </w:r>
+            <w:r>
+              <w:t xml:space="preserve">is correctly specified;</w:t>
+            </w:r>
+            <w:r>
+              <w:t xml:space="preserve"> </w:t>
+            </w:r>
+            <w:r>
+              <w:t xml:space="preserve">for outcome regression on, or standardization over,</w:t>
+            </w:r>
+            <w:r>
+              <w:t xml:space="preserve"> </w:t>
+            </w:r>
+            <m:oMath>
+              <m:acc>
+                <m:accPr>
+                  <m:chr m:val="̂"/>
+                </m:accPr>
+                <m:e>
+                  <m:r>
+                    <m:t>π</m:t>
+                  </m:r>
+                </m:e>
+              </m:acc>
+              <m:r>
+                <m:rPr>
+                  <m:sty m:val="p"/>
+                </m:rPr>
+                <m:t>(</m:t>
+              </m:r>
+              <m:r>
+                <m:t>L</m:t>
+              </m:r>
+              <m:r>
+                <m:rPr>
+                  <m:sty m:val="p"/>
+                </m:rPr>
+                <m:t>)</m:t>
+              </m:r>
+            </m:oMath>
+            <w:r>
+              <w:t xml:space="preserve">,</w:t>
+            </w:r>
+            <w:r>
+              <w:t xml:space="preserve"> </w:t>
+            </w:r>
+            <w:r>
+              <w:t xml:space="preserve">suppose also that the model for the relation between</w:t>
+            </w:r>
+            <w:r>
+              <w:t xml:space="preserve"> </w:t>
+            </w:r>
+            <m:oMath>
+              <m:r>
+                <m:t>π</m:t>
+              </m:r>
+              <m:r>
+                <m:rPr>
+                  <m:sty m:val="p"/>
+                </m:rPr>
+                <m:t>(</m:t>
+              </m:r>
+              <m:r>
+                <m:t>L</m:t>
+              </m:r>
+              <m:r>
+                <m:rPr>
+                  <m:sty m:val="p"/>
+                </m:rPr>
+                <m:t>)</m:t>
+              </m:r>
+            </m:oMath>
+            <w:r>
+              <w:t xml:space="preserve"> </w:t>
+            </w:r>
+            <w:r>
+              <w:t xml:space="preserve">and</w:t>
+            </w:r>
+            <w:r>
+              <w:t xml:space="preserve"> </w:t>
+            </w:r>
+            <m:oMath>
+              <m:r>
+                <m:t>Y</m:t>
+              </m:r>
+            </m:oMath>
+            <w:r>
+              <w:t xml:space="preserve"> </w:t>
+            </w:r>
+            <w:r>
+              <w:t xml:space="preserve">is correctly specified.</w:t>
+            </w:r>
+            <w:r>
+              <w:t xml:space="preserve"> </w:t>
+            </w:r>
+            <w:r>
+              <w:t xml:space="preserve">Then causal effects can be estimated as follows.</w:t>
+            </w:r>
+          </w:p>
+          <w:p>
+            <w:pPr>
+              <w:pStyle w:val="Compact"/>
+              <w:numPr>
+                <w:ilvl w:val="0"/>
+                <w:numId w:val="1008"/>
+              </w:numPr>
+            </w:pPr>
+            <w:r>
+              <w:t xml:space="preserve">Fit a model for</w:t>
+            </w:r>
+            <w:r>
+              <w:t xml:space="preserve"> </w:t>
+            </w:r>
+            <m:oMath>
+              <m:r>
+                <m:rPr>
+                  <m:sty m:val="p"/>
+                </m:rPr>
+                <m:t>Pr</m:t>
+              </m:r>
+              <m:r>
+                <m:rPr>
+                  <m:sty m:val="p"/>
+                </m:rPr>
+                <m:t>[</m:t>
+              </m:r>
+              <m:r>
+                <m:t>A</m:t>
+              </m:r>
+              <m:r>
+                <m:rPr>
+                  <m:sty m:val="p"/>
+                </m:rPr>
+                <m:t>=</m:t>
+              </m:r>
+              <m:r>
+                <m:t>1</m:t>
+              </m:r>
+              <m:r>
+                <m:rPr>
+                  <m:sty m:val="p"/>
+                </m:rPr>
+                <m:t>∣</m:t>
+              </m:r>
+              <m:r>
+                <m:t>L</m:t>
+              </m:r>
+              <m:r>
+                <m:rPr>
+                  <m:sty m:val="p"/>
+                </m:rPr>
+                <m:t>]</m:t>
+              </m:r>
+            </m:oMath>
+            <w:r>
+              <w:t xml:space="preserve">.</w:t>
+            </w:r>
+          </w:p>
+          <w:p>
+            <w:pPr>
+              <w:pStyle w:val="Compact"/>
+              <w:numPr>
+                <w:ilvl w:val="0"/>
+                <w:numId w:val="1008"/>
+              </w:numPr>
+            </w:pPr>
+            <w:r>
+              <w:t xml:space="preserve">Compute the estimated propensity score</w:t>
+            </w:r>
+            <w:r>
+              <w:t xml:space="preserve"> </w:t>
+            </w:r>
+            <m:oMath>
+              <m:acc>
+                <m:accPr>
+                  <m:chr m:val="̂"/>
+                </m:accPr>
+                <m:e>
+                  <m:r>
+                    <m:t>π</m:t>
+                  </m:r>
+                </m:e>
+              </m:acc>
+              <m:r>
+                <m:rPr>
+                  <m:sty m:val="p"/>
+                </m:rPr>
+                <m:t>(</m:t>
+              </m:r>
+              <m:sSub>
+                <m:e>
+                  <m:r>
+                    <m:t>L</m:t>
+                  </m:r>
+                </m:e>
+                <m:sub>
+                  <m:r>
+                    <m:t>i</m:t>
+                  </m:r>
+                </m:sub>
+              </m:sSub>
+              <m:r>
+                <m:rPr>
+                  <m:sty m:val="p"/>
+                </m:rPr>
+                <m:t>)</m:t>
+              </m:r>
+            </m:oMath>
+            <w:r>
+              <w:t xml:space="preserve"> </w:t>
+            </w:r>
+            <w:r>
+              <w:t xml:space="preserve">for each individual</w:t>
+            </w:r>
+            <w:r>
+              <w:t xml:space="preserve"> </w:t>
+            </w:r>
+            <m:oMath>
+              <m:r>
+                <m:t>i</m:t>
+              </m:r>
+            </m:oMath>
+            <w:r>
+              <w:t xml:space="preserve">.</w:t>
+            </w:r>
+          </w:p>
+          <w:p>
+            <w:pPr>
+              <w:pStyle w:val="Compact"/>
+              <w:numPr>
+                <w:ilvl w:val="0"/>
+                <w:numId w:val="1008"/>
+              </w:numPr>
+            </w:pPr>
+            <w:r>
+              <w:t xml:space="preserve">Use</w:t>
+            </w:r>
+            <w:r>
+              <w:t xml:space="preserve"> </w:t>
+            </w:r>
+            <m:oMath>
+              <m:acc>
+                <m:accPr>
+                  <m:chr m:val="̂"/>
+                </m:accPr>
+                <m:e>
+                  <m:r>
+                    <m:t>π</m:t>
+                  </m:r>
+                </m:e>
+              </m:acc>
+              <m:r>
+                <m:rPr>
+                  <m:sty m:val="p"/>
+                </m:rPr>
+                <m:t>(</m:t>
+              </m:r>
+              <m:r>
+                <m:t>L</m:t>
+              </m:r>
+              <m:r>
+                <m:rPr>
+                  <m:sty m:val="p"/>
+                </m:rPr>
+                <m:t>)</m:t>
+              </m:r>
+            </m:oMath>
+            <w:r>
+              <w:t xml:space="preserve"> </w:t>
+            </w:r>
+            <w:r>
+              <w:t xml:space="preserve">in place of</w:t>
+            </w:r>
+            <w:r>
+              <w:t xml:space="preserve"> </w:t>
+            </w:r>
+            <m:oMath>
+              <m:r>
+                <m:t>L</m:t>
+              </m:r>
+            </m:oMath>
+            <w:r>
+              <w:t xml:space="preserve">: stratify on</w:t>
+            </w:r>
+            <w:r>
+              <w:t xml:space="preserve"> </w:t>
+            </w:r>
+            <m:oMath>
+              <m:acc>
+                <m:accPr>
+                  <m:chr m:val="̂"/>
+                </m:accPr>
+                <m:e>
+                  <m:r>
+                    <m:t>π</m:t>
+                  </m:r>
+                </m:e>
+              </m:acc>
+              <m:r>
+                <m:rPr>
+                  <m:sty m:val="p"/>
+                </m:rPr>
+                <m:t>(</m:t>
+              </m:r>
+              <m:r>
+                <m:t>L</m:t>
+              </m:r>
+              <m:r>
+                <m:rPr>
+                  <m:sty m:val="p"/>
+                </m:rPr>
+                <m:t>)</m:t>
+              </m:r>
+            </m:oMath>
+            <w:r>
+              <w:t xml:space="preserve"> </w:t>
+            </w:r>
+            <w:r>
+              <w:t xml:space="preserve">(including outcome regression on it), standardize over</w:t>
+            </w:r>
+            <w:r>
+              <w:t xml:space="preserve"> </w:t>
+            </w:r>
+            <m:oMath>
+              <m:acc>
+                <m:accPr>
+                  <m:chr m:val="̂"/>
+                </m:accPr>
+                <m:e>
+                  <m:r>
+                    <m:t>π</m:t>
+                  </m:r>
+                </m:e>
+              </m:acc>
+              <m:r>
+                <m:rPr>
+                  <m:sty m:val="p"/>
+                </m:rPr>
+                <m:t>(</m:t>
+              </m:r>
+              <m:r>
+                <m:t>L</m:t>
+              </m:r>
+              <m:r>
+                <m:rPr>
+                  <m:sty m:val="p"/>
+                </m:rPr>
+                <m:t>)</m:t>
+              </m:r>
+            </m:oMath>
+            <w:r>
+              <w:t xml:space="preserve">, or match on</w:t>
+            </w:r>
+            <w:r>
+              <w:t xml:space="preserve"> </w:t>
+            </w:r>
+            <m:oMath>
+              <m:acc>
+                <m:accPr>
+                  <m:chr m:val="̂"/>
+                </m:accPr>
+                <m:e>
+                  <m:r>
+                    <m:t>π</m:t>
+                  </m:r>
+                </m:e>
+              </m:acc>
+              <m:r>
+                <m:rPr>
+                  <m:sty m:val="p"/>
+                </m:rPr>
+                <m:t>(</m:t>
+              </m:r>
+              <m:r>
+                <m:t>L</m:t>
+              </m:r>
+              <m:r>
+                <m:rPr>
+                  <m:sty m:val="p"/>
+                </m:rPr>
+                <m:t>)</m:t>
+              </m:r>
+            </m:oMath>
+            <w:r>
+              <w:t xml:space="preserve">.</w:t>
+            </w:r>
+          </w:p>
+          <w:bookmarkEnd w:id="37"/>
+        </w:tc>
+      </w:tr>
+    </w:tbl>
     <w:bookmarkEnd w:id="38"/>
     <w:bookmarkEnd w:id="39"/>
     <w:bookmarkStart w:id="56" w:name="Xbb6a072e6c688c8763c21accee5e0976fa5155a"/>
@@ -17567,889 +17604,62 @@
         <w:t xml:space="preserve">.</w:t>
       </w:r>
     </w:p>
-    <w:bookmarkStart w:id="53" w:name="alg-ps-standardization"/>
-    <w:p>
-      <w:pPr>
-        <w:pStyle w:val="BodyText"/>
-      </w:pPr>
-      <w:r>
-        <w:rPr>
-          <w:b/>
-          <w:bCs/>
-        </w:rPr>
-        <w:t xml:space="preserve">Algorithm 2 (Standardization over the Propensity Score)</w:t>
-      </w:r>
-      <w:r>
-        <w:t xml:space="preserve"> </w:t>
-      </w:r>
-      <w:r>
-        <w:t xml:space="preserve">For the population average causal effect</w:t>
-      </w:r>
-      <w:r>
-        <w:t xml:space="preserve"> </w:t>
-      </w:r>
-      <m:oMath>
-        <m:r>
-          <m:rPr>
-            <m:nor/>
-            <m:sty m:val="p"/>
-          </m:rPr>
-          <m:t>E</m:t>
-        </m:r>
-        <m:d>
-          <m:dPr>
-            <m:begChr m:val="["/>
-            <m:sepChr m:val=""/>
-            <m:endChr m:val="]"/>
-            <m:grow/>
-          </m:dPr>
-          <m:e>
-            <m:sSup>
-              <m:e>
-                <m:r>
-                  <m:t>Y</m:t>
-                </m:r>
-              </m:e>
-              <m:sup>
-                <m:r>
-                  <m:t>a</m:t>
-                </m:r>
-                <m:r>
-                  <m:rPr>
-                    <m:sty m:val="p"/>
-                  </m:rPr>
-                  <m:t>=</m:t>
-                </m:r>
-                <m:r>
-                  <m:t>1</m:t>
-                </m:r>
-                <m:r>
-                  <m:rPr>
-                    <m:sty m:val="p"/>
-                  </m:rPr>
-                  <m:t>,</m:t>
-                </m:r>
-                <m:r>
-                  <m:t>c</m:t>
-                </m:r>
-                <m:r>
-                  <m:rPr>
-                    <m:sty m:val="p"/>
-                  </m:rPr>
-                  <m:t>=</m:t>
-                </m:r>
-                <m:r>
-                  <m:t>0</m:t>
-                </m:r>
-              </m:sup>
-            </m:sSup>
-          </m:e>
-        </m:d>
-        <m:r>
-          <m:rPr>
-            <m:sty m:val="p"/>
-          </m:rPr>
-          <m:t>−</m:t>
-        </m:r>
-        <m:r>
-          <m:rPr>
-            <m:nor/>
-            <m:sty m:val="p"/>
-          </m:rPr>
-          <m:t>E</m:t>
-        </m:r>
-        <m:d>
-          <m:dPr>
-            <m:begChr m:val="["/>
-            <m:sepChr m:val=""/>
-            <m:endChr m:val="]"/>
-            <m:grow/>
-          </m:dPr>
-          <m:e>
-            <m:sSup>
-              <m:e>
-                <m:r>
-                  <m:t>Y</m:t>
-                </m:r>
-              </m:e>
-              <m:sup>
-                <m:r>
-                  <m:t>a</m:t>
-                </m:r>
-                <m:r>
-                  <m:rPr>
-                    <m:sty m:val="p"/>
-                  </m:rPr>
-                  <m:t>=</m:t>
-                </m:r>
-                <m:r>
-                  <m:t>0</m:t>
-                </m:r>
-                <m:r>
-                  <m:rPr>
-                    <m:sty m:val="p"/>
-                  </m:rPr>
-                  <m:t>,</m:t>
-                </m:r>
-                <m:r>
-                  <m:t>c</m:t>
-                </m:r>
-                <m:r>
-                  <m:rPr>
-                    <m:sty m:val="p"/>
-                  </m:rPr>
-                  <m:t>=</m:t>
-                </m:r>
-                <m:r>
-                  <m:t>0</m:t>
-                </m:r>
-              </m:sup>
-            </m:sSup>
-          </m:e>
-        </m:d>
-      </m:oMath>
-      <w:r>
-        <w:t xml:space="preserve">, standardize the fitted conditional means over the distribution of the estimated</w:t>
-      </w:r>
-      <w:r>
-        <w:t xml:space="preserve"> </w:t>
-      </w:r>
-      <m:oMath>
-        <m:r>
-          <m:t>π</m:t>
-        </m:r>
-        <m:r>
-          <m:rPr>
-            <m:sty m:val="p"/>
-          </m:rPr>
-          <m:t>(</m:t>
-        </m:r>
-        <m:r>
-          <m:t>L</m:t>
-        </m:r>
-        <m:r>
-          <m:rPr>
-            <m:sty m:val="p"/>
-          </m:rPr>
-          <m:t>)</m:t>
-        </m:r>
-      </m:oMath>
-      <w:r>
-        <w:t xml:space="preserve">:</w:t>
-      </w:r>
-      <w:r>
-        <w:t xml:space="preserve"> </w:t>
-      </w:r>
-      <w:r>
-        <w:t xml:space="preserve">the Chapter 13 procedure with</w:t>
-      </w:r>
-      <w:r>
-        <w:t xml:space="preserve"> </w:t>
-      </w:r>
-      <m:oMath>
-        <m:r>
-          <m:t>π</m:t>
-        </m:r>
-        <m:r>
-          <m:rPr>
-            <m:sty m:val="p"/>
-          </m:rPr>
-          <m:t>(</m:t>
-        </m:r>
-        <m:r>
-          <m:t>L</m:t>
-        </m:r>
-        <m:r>
-          <m:rPr>
-            <m:sty m:val="p"/>
-          </m:rPr>
-          <m:t>)</m:t>
-        </m:r>
-      </m:oMath>
-      <w:r>
-        <w:t xml:space="preserve"> </w:t>
-      </w:r>
-      <w:r>
-        <w:t xml:space="preserve">in place of</w:t>
-      </w:r>
-      <w:r>
-        <w:t xml:space="preserve"> </w:t>
-      </w:r>
-      <m:oMath>
-        <m:r>
-          <m:t>L</m:t>
-        </m:r>
-      </m:oMath>
-      <w:r>
-        <w:t xml:space="preserve">.</w:t>
-      </w:r>
-      <w:r>
-        <w:t xml:space="preserve"> </w:t>
-      </w:r>
-      <w:r>
-        <w:t xml:space="preserve">This procedure assumes</w:t>
-      </w:r>
-      <w:r>
-        <w:t xml:space="preserve"> </w:t>
-      </w:r>
-      <m:oMath>
-        <m:r>
-          <m:t>π</m:t>
-        </m:r>
-        <m:r>
-          <m:rPr>
-            <m:sty m:val="p"/>
-          </m:rPr>
-          <m:t>(</m:t>
-        </m:r>
-        <m:r>
-          <m:t>L</m:t>
-        </m:r>
-        <m:r>
-          <m:rPr>
-            <m:sty m:val="p"/>
-          </m:rPr>
-          <m:t>)</m:t>
-        </m:r>
-      </m:oMath>
-      <w:r>
-        <w:t xml:space="preserve"> </w:t>
-      </w:r>
-      <w:r>
-        <w:t xml:space="preserve">suffices for adjustment,</w:t>
-      </w:r>
-      <w:r>
-        <w:t xml:space="preserve"> </w:t>
-      </w:r>
-      <w:r>
-        <w:t xml:space="preserve">as it does when no one is censored and exchangeability and positivity hold given</w:t>
-      </w:r>
-      <w:r>
-        <w:t xml:space="preserve"> </w:t>
-      </w:r>
-      <m:oMath>
-        <m:r>
-          <m:t>L</m:t>
-        </m:r>
-      </m:oMath>
-      <w:r>
-        <w:t xml:space="preserve"> </w:t>
-      </w:r>
-      <w:r>
-        <w:t xml:space="preserve">(</w:t>
-      </w:r>
-      <w:hyperlink w:anchor="thm-ps-exchangeability">
-        <w:r>
-          <w:rPr>
-            <w:rStyle w:val="Hyperlink"/>
-          </w:rPr>
-          <w:t xml:space="preserve">Theorem 1</w:t>
-        </w:r>
-      </w:hyperlink>
-      <w:r>
-        <w:t xml:space="preserve">);</w:t>
-      </w:r>
-      <w:r>
-        <w:t xml:space="preserve"> </w:t>
-      </w:r>
-      <w:r>
-        <w:t xml:space="preserve">with censoring, replace</w:t>
-      </w:r>
-      <w:r>
-        <w:t xml:space="preserve"> </w:t>
-      </w:r>
-      <m:oMath>
-        <m:r>
-          <m:t>π</m:t>
-        </m:r>
-        <m:r>
-          <m:rPr>
-            <m:sty m:val="p"/>
-          </m:rPr>
-          <m:t>(</m:t>
-        </m:r>
-        <m:r>
-          <m:t>L</m:t>
-        </m:r>
-        <m:r>
-          <m:rPr>
-            <m:sty m:val="p"/>
-          </m:rPr>
-          <m:t>)</m:t>
-        </m:r>
-      </m:oMath>
-      <w:r>
-        <w:t xml:space="preserve"> </w:t>
-      </w:r>
-      <w:r>
-        <w:t xml:space="preserve">by a joint score</w:t>
-      </w:r>
-      <w:r>
-        <w:t xml:space="preserve"> </w:t>
-      </w:r>
-      <m:oMath>
-        <m:r>
-          <m:t>b</m:t>
-        </m:r>
-        <m:r>
-          <m:rPr>
-            <m:sty m:val="p"/>
-          </m:rPr>
-          <m:t>(</m:t>
-        </m:r>
-        <m:r>
-          <m:t>L</m:t>
-        </m:r>
-        <m:r>
-          <m:rPr>
-            <m:sty m:val="p"/>
-          </m:rPr>
-          <m:t>)</m:t>
-        </m:r>
-      </m:oMath>
-      <w:r>
-        <w:t xml:space="preserve"> </w:t>
-      </w:r>
-      <w:r>
-        <w:t xml:space="preserve">with</w:t>
-      </w:r>
-      <w:r>
-        <w:t xml:space="preserve"> </w:t>
-      </w:r>
-      <m:oMath>
-        <m:r>
-          <m:rPr>
-            <m:sty m:val="p"/>
-          </m:rPr>
-          <m:t>(</m:t>
-        </m:r>
-        <m:r>
-          <m:t>A</m:t>
-        </m:r>
-        <m:r>
-          <m:rPr>
-            <m:sty m:val="p"/>
-          </m:rPr>
-          <m:t>,</m:t>
-        </m:r>
-        <m:r>
-          <m:t>C</m:t>
-        </m:r>
-        <m:r>
-          <m:rPr>
-            <m:sty m:val="p"/>
-          </m:rPr>
-          <m:t>)</m:t>
-        </m:r>
-        <m:r>
-          <m:rPr>
-            <m:sty m:val="p"/>
-          </m:rPr>
-          <m:t>⟂</m:t>
-        </m:r>
-        <m:r>
-          <m:t>​</m:t>
-        </m:r>
-        <m:r>
-          <m:t>​</m:t>
-        </m:r>
-        <m:r>
-          <m:t>​</m:t>
-        </m:r>
-        <m:r>
-          <m:rPr>
-            <m:sty m:val="p"/>
-          </m:rPr>
-          <m:t>⟂</m:t>
-        </m:r>
-        <m:r>
-          <m:t>L</m:t>
-        </m:r>
-        <m:r>
-          <m:rPr>
-            <m:sty m:val="p"/>
-          </m:rPr>
-          <m:t>∣</m:t>
-        </m:r>
-        <m:r>
-          <m:t>b</m:t>
-        </m:r>
-        <m:r>
-          <m:rPr>
-            <m:sty m:val="p"/>
-          </m:rPr>
-          <m:t>(</m:t>
-        </m:r>
-        <m:r>
-          <m:t>L</m:t>
-        </m:r>
-        <m:r>
-          <m:rPr>
-            <m:sty m:val="p"/>
-          </m:rPr>
-          <m:t>)</m:t>
-        </m:r>
-      </m:oMath>
-      <w:r>
-        <w:t xml:space="preserve">, as discussed after</w:t>
-      </w:r>
-      <w:r>
-        <w:t xml:space="preserve"> </w:t>
-      </w:r>
-      <w:hyperlink w:anchor="prp-ps-stratum-effect">
-        <w:r>
-          <w:rPr>
-            <w:rStyle w:val="Hyperlink"/>
-          </w:rPr>
-          <w:t xml:space="preserve">Proposition 4</w:t>
-        </w:r>
-      </w:hyperlink>
-      <w:r>
-        <w:t xml:space="preserve">.</w:t>
-      </w:r>
-    </w:p>
-    <w:p>
-      <w:pPr>
-        <w:numPr>
-          <w:ilvl w:val="0"/>
-          <w:numId w:val="1010"/>
-        </w:numPr>
-      </w:pPr>
-      <w:r>
-        <w:t xml:space="preserve">Estimate the propensity score</w:t>
-      </w:r>
-      <w:r>
-        <w:t xml:space="preserve"> </w:t>
-      </w:r>
-      <m:oMath>
-        <m:acc>
-          <m:accPr>
-            <m:chr m:val="̂"/>
-          </m:accPr>
-          <m:e>
-            <m:r>
-              <m:t>π</m:t>
-            </m:r>
-          </m:e>
-        </m:acc>
-        <m:r>
-          <m:rPr>
-            <m:sty m:val="p"/>
-          </m:rPr>
-          <m:t>(</m:t>
-        </m:r>
-        <m:sSub>
-          <m:e>
-            <m:r>
-              <m:t>L</m:t>
-            </m:r>
-          </m:e>
-          <m:sub>
-            <m:r>
-              <m:t>i</m:t>
-            </m:r>
-          </m:sub>
-        </m:sSub>
-        <m:r>
-          <m:rPr>
-            <m:sty m:val="p"/>
-          </m:rPr>
-          <m:t>)</m:t>
-        </m:r>
-      </m:oMath>
-      <w:r>
-        <w:t xml:space="preserve"> </w:t>
-      </w:r>
-      <w:r>
-        <w:t xml:space="preserve">for each individual</w:t>
-      </w:r>
-      <w:r>
-        <w:t xml:space="preserve"> </w:t>
-      </w:r>
-      <m:oMath>
-        <m:r>
-          <m:t>i</m:t>
-        </m:r>
-        <m:r>
-          <m:rPr>
-            <m:sty m:val="p"/>
-          </m:rPr>
-          <m:t>=</m:t>
-        </m:r>
-        <m:r>
-          <m:t>1</m:t>
-        </m:r>
-        <m:r>
-          <m:rPr>
-            <m:sty m:val="p"/>
-          </m:rPr>
-          <m:t>,</m:t>
-        </m:r>
-        <m:r>
-          <m:rPr>
-            <m:sty m:val="p"/>
-          </m:rPr>
-          <m:t>…</m:t>
-        </m:r>
-        <m:r>
-          <m:rPr>
-            <m:sty m:val="p"/>
-          </m:rPr>
-          <m:t>,</m:t>
-        </m:r>
-        <m:r>
-          <m:t>n</m:t>
-        </m:r>
-      </m:oMath>
-      <w:r>
-        <w:t xml:space="preserve">.</w:t>
-      </w:r>
-    </w:p>
-    <w:p>
-      <w:pPr>
-        <w:numPr>
-          <w:ilvl w:val="0"/>
-          <w:numId w:val="1010"/>
-        </w:numPr>
-      </w:pPr>
-      <w:r>
-        <w:t xml:space="preserve">Fit an outcome model for</w:t>
-      </w:r>
-      <w:r>
-        <w:t xml:space="preserve"> </w:t>
-      </w:r>
-      <m:oMath>
-        <m:r>
-          <m:rPr>
-            <m:nor/>
-            <m:sty m:val="p"/>
-          </m:rPr>
-          <m:t>E</m:t>
-        </m:r>
-        <m:d>
-          <m:dPr>
-            <m:begChr m:val="["/>
-            <m:sepChr m:val=""/>
-            <m:endChr m:val="]"/>
-            <m:grow/>
-          </m:dPr>
-          <m:e>
-            <m:r>
-              <m:t>Y</m:t>
-            </m:r>
-            <m:r>
-              <m:rPr>
-                <m:sty m:val="p"/>
-              </m:rPr>
-              <m:t>∣</m:t>
-            </m:r>
-            <m:r>
-              <m:t>A</m:t>
-            </m:r>
-            <m:r>
-              <m:rPr>
-                <m:sty m:val="p"/>
-              </m:rPr>
-              <m:t>,</m:t>
-            </m:r>
-            <m:r>
-              <m:t>C</m:t>
-            </m:r>
-            <m:r>
-              <m:rPr>
-                <m:sty m:val="p"/>
-              </m:rPr>
-              <m:t>=</m:t>
-            </m:r>
-            <m:r>
-              <m:t>0</m:t>
-            </m:r>
-            <m:r>
-              <m:rPr>
-                <m:sty m:val="p"/>
-              </m:rPr>
-              <m:t>,</m:t>
-            </m:r>
-            <m:r>
-              <m:t>π</m:t>
-            </m:r>
-            <m:r>
-              <m:rPr>
-                <m:sty m:val="p"/>
-              </m:rPr>
-              <m:t>(</m:t>
-            </m:r>
-            <m:r>
-              <m:t>L</m:t>
-            </m:r>
-            <m:r>
-              <m:rPr>
-                <m:sty m:val="p"/>
-              </m:rPr>
-              <m:t>)</m:t>
-            </m:r>
-          </m:e>
-        </m:d>
-      </m:oMath>
-      <w:r>
-        <w:t xml:space="preserve"> </w:t>
-      </w:r>
-      <w:r>
-        <w:t xml:space="preserve">once, among the uncensored, with</w:t>
-      </w:r>
-      <w:r>
-        <w:t xml:space="preserve"> </w:t>
-      </w:r>
-      <m:oMath>
-        <m:acc>
-          <m:accPr>
-            <m:chr m:val="̂"/>
-          </m:accPr>
-          <m:e>
-            <m:r>
-              <m:t>π</m:t>
-            </m:r>
-          </m:e>
-        </m:acc>
-        <m:r>
-          <m:rPr>
-            <m:sty m:val="p"/>
-          </m:rPr>
-          <m:t>(</m:t>
-        </m:r>
-        <m:r>
-          <m:t>L</m:t>
-        </m:r>
-        <m:r>
-          <m:rPr>
-            <m:sty m:val="p"/>
-          </m:rPr>
-          <m:t>)</m:t>
-        </m:r>
-      </m:oMath>
-      <w:r>
-        <w:t xml:space="preserve"> </w:t>
-      </w:r>
-      <w:r>
-        <w:t xml:space="preserve">as the covariate;</w:t>
-      </w:r>
-      <w:r>
-        <w:t xml:space="preserve"> </w:t>
-      </w:r>
-      <w:r>
-        <w:t xml:space="preserve">write</w:t>
-      </w:r>
-      <w:r>
-        <w:t xml:space="preserve"> </w:t>
-      </w:r>
-      <m:oMath>
-        <m:acc>
-          <m:accPr>
-            <m:chr m:val="̂"/>
-          </m:accPr>
-          <m:e>
-            <m:r>
-              <m:t>m</m:t>
-            </m:r>
-          </m:e>
-        </m:acc>
-        <m:r>
-          <m:rPr>
-            <m:sty m:val="p"/>
-          </m:rPr>
-          <m:t>(</m:t>
-        </m:r>
-        <m:r>
-          <m:t>a</m:t>
-        </m:r>
-        <m:r>
-          <m:rPr>
-            <m:sty m:val="p"/>
-          </m:rPr>
-          <m:t>,</m:t>
-        </m:r>
-        <m:r>
-          <m:t>s</m:t>
-        </m:r>
-        <m:r>
-          <m:rPr>
-            <m:sty m:val="p"/>
-          </m:rPr>
-          <m:t>)</m:t>
-        </m:r>
-      </m:oMath>
-      <w:r>
-        <w:t xml:space="preserve"> </w:t>
-      </w:r>
-      <w:r>
-        <w:t xml:space="preserve">for its fitted value at</w:t>
-      </w:r>
-      <w:r>
-        <w:t xml:space="preserve"> </w:t>
-      </w:r>
-      <m:oMath>
-        <m:r>
-          <m:t>A</m:t>
-        </m:r>
-        <m:r>
-          <m:rPr>
-            <m:sty m:val="p"/>
-          </m:rPr>
-          <m:t>=</m:t>
-        </m:r>
-        <m:r>
-          <m:t>a</m:t>
-        </m:r>
-      </m:oMath>
-      <w:r>
-        <w:t xml:space="preserve"> </w:t>
-      </w:r>
-      <w:r>
-        <w:t xml:space="preserve">and propensity score</w:t>
-      </w:r>
-      <w:r>
-        <w:t xml:space="preserve"> </w:t>
-      </w:r>
-      <m:oMath>
-        <m:r>
-          <m:t>s</m:t>
-        </m:r>
-      </m:oMath>
-      <w:r>
-        <w:t xml:space="preserve">.</w:t>
-      </w:r>
-    </w:p>
-    <w:p>
-      <w:pPr>
-        <w:numPr>
-          <w:ilvl w:val="0"/>
-          <w:numId w:val="1010"/>
-        </w:numPr>
-      </w:pPr>
-      <w:r>
-        <w:t xml:space="preserve">For each</w:t>
-      </w:r>
-      <w:r>
-        <w:t xml:space="preserve"> </w:t>
-      </w:r>
-      <m:oMath>
-        <m:r>
-          <m:t>a</m:t>
-        </m:r>
-        <m:r>
-          <m:rPr>
-            <m:sty m:val="p"/>
-          </m:rPr>
-          <m:t>∈</m:t>
-        </m:r>
-        <m:r>
-          <m:rPr>
-            <m:sty m:val="p"/>
-          </m:rPr>
-          <m:t>{</m:t>
-        </m:r>
-        <m:r>
-          <m:t>0</m:t>
-        </m:r>
-        <m:r>
-          <m:rPr>
-            <m:sty m:val="p"/>
-          </m:rPr>
-          <m:t>,</m:t>
-        </m:r>
-        <m:r>
-          <m:t>1</m:t>
-        </m:r>
-        <m:r>
-          <m:rPr>
-            <m:sty m:val="p"/>
-          </m:rPr>
-          <m:t>}</m:t>
-        </m:r>
-      </m:oMath>
-      <w:r>
-        <w:t xml:space="preserve">, predict each individual’s outcome at</w:t>
-      </w:r>
-      <w:r>
-        <w:t xml:space="preserve"> </w:t>
-      </w:r>
-      <m:oMath>
-        <m:r>
-          <m:t>A</m:t>
-        </m:r>
-        <m:r>
-          <m:rPr>
-            <m:sty m:val="p"/>
-          </m:rPr>
-          <m:t>=</m:t>
-        </m:r>
-        <m:r>
-          <m:t>a</m:t>
-        </m:r>
-      </m:oMath>
-      <w:r>
-        <w:t xml:space="preserve"> </w:t>
-      </w:r>
-      <w:r>
-        <w:t xml:space="preserve">and their own</w:t>
-      </w:r>
-      <w:r>
-        <w:t xml:space="preserve"> </w:t>
-      </w:r>
-      <m:oMath>
-        <m:acc>
-          <m:accPr>
-            <m:chr m:val="̂"/>
-          </m:accPr>
-          <m:e>
-            <m:r>
-              <m:t>π</m:t>
-            </m:r>
-          </m:e>
-        </m:acc>
-        <m:r>
-          <m:rPr>
-            <m:sty m:val="p"/>
-          </m:rPr>
-          <m:t>(</m:t>
-        </m:r>
-        <m:sSub>
-          <m:e>
-            <m:r>
-              <m:t>L</m:t>
-            </m:r>
-          </m:e>
-          <m:sub>
-            <m:r>
-              <m:t>i</m:t>
-            </m:r>
-          </m:sub>
-        </m:sSub>
-        <m:r>
-          <m:rPr>
-            <m:sty m:val="p"/>
-          </m:rPr>
-          <m:t>)</m:t>
-        </m:r>
-      </m:oMath>
-      <w:r>
-        <w:t xml:space="preserve">, and average the predictions:</w:t>
-      </w:r>
-    </w:p>
-    <w:p>
-      <w:pPr>
-        <w:pStyle w:val="BodyText"/>
-      </w:pPr>
-      <m:oMathPara>
-        <m:oMathParaPr>
-          <m:jc m:val="center"/>
-        </m:oMathParaPr>
-        <m:oMath>
-          <m:acc>
-            <m:accPr>
-              <m:chr m:val="̂"/>
-            </m:accPr>
-            <m:e>
+    <w:tbl>
+      <w:tblPr>
+        <w:tblStyle w:val="Table"/>
+        <w:tblInd w:w="164" w:type="dxa"/>
+        <w:tblBorders>
+          <w:left w:val="single" w:sz="24" w:space="0" w:color="909090"/>
+        </w:tblBorders>
+        <w:tblCellMar>
+          <w:left w:w="0" w:type="dxa"/>
+          <w:right w:w="0" w:type="dxa"/>
+        </w:tblCellMar>
+        <w:tblLook w:firstRow="0" w:lastRow="0" w:firstColumn="0" w:lastColumn="0" w:noHBand="0" w:noVBand="0" w:val="0000"/>
+      </w:tblPr>
+      <w:tblGrid>
+        <w:gridCol w:w="7920"/>
+      </w:tblGrid>
+      <w:tr>
+        <w:trPr>
+          <w:cantSplit/>
+        </w:trPr>
+        <w:tc>
+          <w:tcPr>
+            <w:tcMar>
+              <w:left w:w="144" w:type="dxa"/>
+            </w:tcMar>
+          </w:tcPr>
+          <w:p>
+            <w:pPr>
+              <w:pStyle w:val="BodyText"/>
+            </w:pPr>
+            <w:pPr>
+              <w:spacing w:before="16" w:after="64"/>
+            </w:pPr>
+          </w:p>
+          <w:bookmarkStart w:id="53" w:name="alg-ps-standardization"/>
+          <w:p>
+            <w:pPr>
+              <w:pStyle w:val="BodyText"/>
+            </w:pPr>
+            <w:r>
+              <w:rPr>
+                <w:b/>
+                <w:bCs/>
+              </w:rPr>
+              <w:t xml:space="preserve">Algorithm 2 (Standardization over the Propensity Score)</w:t>
+            </w:r>
+            <w:r>
+              <w:t xml:space="preserve"> </w:t>
+            </w:r>
+            <w:r>
+              <w:t xml:space="preserve">For the population average causal effect</w:t>
+            </w:r>
+            <w:r>
+              <w:t xml:space="preserve"> </w:t>
+            </w:r>
+            <m:oMath>
               <m:r>
                 <m:rPr>
                   <m:nor/>
@@ -18457,16 +17667,572 @@
                 </m:rPr>
                 <m:t>E</m:t>
               </m:r>
-            </m:e>
-          </m:acc>
-          <m:d>
-            <m:dPr>
-              <m:begChr m:val="["/>
-              <m:sepChr m:val=""/>
-              <m:endChr m:val="]"/>
-              <m:grow/>
-            </m:dPr>
-            <m:e>
+              <m:d>
+                <m:dPr>
+                  <m:begChr m:val="["/>
+                  <m:sepChr m:val=""/>
+                  <m:endChr m:val="]"/>
+                  <m:grow/>
+                </m:dPr>
+                <m:e>
+                  <m:sSup>
+                    <m:e>
+                      <m:r>
+                        <m:t>Y</m:t>
+                      </m:r>
+                    </m:e>
+                    <m:sup>
+                      <m:r>
+                        <m:t>a</m:t>
+                      </m:r>
+                      <m:r>
+                        <m:rPr>
+                          <m:sty m:val="p"/>
+                        </m:rPr>
+                        <m:t>=</m:t>
+                      </m:r>
+                      <m:r>
+                        <m:t>1</m:t>
+                      </m:r>
+                      <m:r>
+                        <m:rPr>
+                          <m:sty m:val="p"/>
+                        </m:rPr>
+                        <m:t>,</m:t>
+                      </m:r>
+                      <m:r>
+                        <m:t>c</m:t>
+                      </m:r>
+                      <m:r>
+                        <m:rPr>
+                          <m:sty m:val="p"/>
+                        </m:rPr>
+                        <m:t>=</m:t>
+                      </m:r>
+                      <m:r>
+                        <m:t>0</m:t>
+                      </m:r>
+                    </m:sup>
+                  </m:sSup>
+                </m:e>
+              </m:d>
+              <m:r>
+                <m:rPr>
+                  <m:sty m:val="p"/>
+                </m:rPr>
+                <m:t>−</m:t>
+              </m:r>
+              <m:r>
+                <m:rPr>
+                  <m:nor/>
+                  <m:sty m:val="p"/>
+                </m:rPr>
+                <m:t>E</m:t>
+              </m:r>
+              <m:d>
+                <m:dPr>
+                  <m:begChr m:val="["/>
+                  <m:sepChr m:val=""/>
+                  <m:endChr m:val="]"/>
+                  <m:grow/>
+                </m:dPr>
+                <m:e>
+                  <m:sSup>
+                    <m:e>
+                      <m:r>
+                        <m:t>Y</m:t>
+                      </m:r>
+                    </m:e>
+                    <m:sup>
+                      <m:r>
+                        <m:t>a</m:t>
+                      </m:r>
+                      <m:r>
+                        <m:rPr>
+                          <m:sty m:val="p"/>
+                        </m:rPr>
+                        <m:t>=</m:t>
+                      </m:r>
+                      <m:r>
+                        <m:t>0</m:t>
+                      </m:r>
+                      <m:r>
+                        <m:rPr>
+                          <m:sty m:val="p"/>
+                        </m:rPr>
+                        <m:t>,</m:t>
+                      </m:r>
+                      <m:r>
+                        <m:t>c</m:t>
+                      </m:r>
+                      <m:r>
+                        <m:rPr>
+                          <m:sty m:val="p"/>
+                        </m:rPr>
+                        <m:t>=</m:t>
+                      </m:r>
+                      <m:r>
+                        <m:t>0</m:t>
+                      </m:r>
+                    </m:sup>
+                  </m:sSup>
+                </m:e>
+              </m:d>
+            </m:oMath>
+            <w:r>
+              <w:t xml:space="preserve">,</w:t>
+            </w:r>
+            <w:r>
+              <w:t xml:space="preserve"> </w:t>
+            </w:r>
+            <w:r>
+              <w:t xml:space="preserve">standardize the fitted conditional means over the distribution of an estimated adjustment score</w:t>
+            </w:r>
+            <w:r>
+              <w:t xml:space="preserve"> </w:t>
+            </w:r>
+            <m:oMath>
+              <m:r>
+                <m:t>b</m:t>
+              </m:r>
+              <m:r>
+                <m:rPr>
+                  <m:sty m:val="p"/>
+                </m:rPr>
+                <m:t>(</m:t>
+              </m:r>
+              <m:r>
+                <m:t>L</m:t>
+              </m:r>
+              <m:r>
+                <m:rPr>
+                  <m:sty m:val="p"/>
+                </m:rPr>
+                <m:t>)</m:t>
+              </m:r>
+            </m:oMath>
+            <w:r>
+              <w:t xml:space="preserve">:</w:t>
+            </w:r>
+            <w:r>
+              <w:t xml:space="preserve"> </w:t>
+            </w:r>
+            <w:r>
+              <w:t xml:space="preserve">the Chapter 13 procedure with</w:t>
+            </w:r>
+            <w:r>
+              <w:t xml:space="preserve"> </w:t>
+            </w:r>
+            <m:oMath>
+              <m:r>
+                <m:t>b</m:t>
+              </m:r>
+              <m:r>
+                <m:rPr>
+                  <m:sty m:val="p"/>
+                </m:rPr>
+                <m:t>(</m:t>
+              </m:r>
+              <m:r>
+                <m:t>L</m:t>
+              </m:r>
+              <m:r>
+                <m:rPr>
+                  <m:sty m:val="p"/>
+                </m:rPr>
+                <m:t>)</m:t>
+              </m:r>
+            </m:oMath>
+            <w:r>
+              <w:t xml:space="preserve"> </w:t>
+            </w:r>
+            <w:r>
+              <w:t xml:space="preserve">in place of</w:t>
+            </w:r>
+            <w:r>
+              <w:t xml:space="preserve"> </w:t>
+            </w:r>
+            <m:oMath>
+              <m:r>
+                <m:t>L</m:t>
+              </m:r>
+            </m:oMath>
+            <w:r>
+              <w:t xml:space="preserve">.</w:t>
+            </w:r>
+            <w:r>
+              <w:t xml:space="preserve"> </w:t>
+            </w:r>
+            <w:r>
+              <w:t xml:space="preserve">When no one is censored,</w:t>
+            </w:r>
+            <w:r>
+              <w:t xml:space="preserve"> </w:t>
+            </w:r>
+            <m:oMath>
+              <m:r>
+                <m:t>b</m:t>
+              </m:r>
+              <m:r>
+                <m:rPr>
+                  <m:sty m:val="p"/>
+                </m:rPr>
+                <m:t>(</m:t>
+              </m:r>
+              <m:r>
+                <m:t>L</m:t>
+              </m:r>
+              <m:r>
+                <m:rPr>
+                  <m:sty m:val="p"/>
+                </m:rPr>
+                <m:t>)</m:t>
+              </m:r>
+              <m:r>
+                <m:rPr>
+                  <m:sty m:val="p"/>
+                </m:rPr>
+                <m:t>=</m:t>
+              </m:r>
+              <m:r>
+                <m:t>π</m:t>
+              </m:r>
+              <m:r>
+                <m:rPr>
+                  <m:sty m:val="p"/>
+                </m:rPr>
+                <m:t>(</m:t>
+              </m:r>
+              <m:r>
+                <m:t>L</m:t>
+              </m:r>
+              <m:r>
+                <m:rPr>
+                  <m:sty m:val="p"/>
+                </m:rPr>
+                <m:t>)</m:t>
+              </m:r>
+            </m:oMath>
+            <w:r>
+              <w:t xml:space="preserve">,</w:t>
+            </w:r>
+            <w:r>
+              <w:t xml:space="preserve"> </w:t>
+            </w:r>
+            <w:r>
+              <w:t xml:space="preserve">which suffices for adjustment when exchangeability and positivity hold given</w:t>
+            </w:r>
+            <w:r>
+              <w:t xml:space="preserve"> </w:t>
+            </w:r>
+            <m:oMath>
+              <m:r>
+                <m:t>L</m:t>
+              </m:r>
+            </m:oMath>
+            <w:r>
+              <w:t xml:space="preserve"> </w:t>
+            </w:r>
+            <w:r>
+              <w:t xml:space="preserve">(</w:t>
+            </w:r>
+            <w:hyperlink w:anchor="thm-ps-exchangeability">
+              <w:r>
+                <w:rPr>
+                  <w:rStyle w:val="Hyperlink"/>
+                </w:rPr>
+                <w:t xml:space="preserve">Theorem 1</w:t>
+              </w:r>
+            </w:hyperlink>
+            <w:r>
+              <w:t xml:space="preserve">).</w:t>
+            </w:r>
+            <w:r>
+              <w:t xml:space="preserve"> </w:t>
+            </w:r>
+            <w:r>
+              <w:t xml:space="preserve">With censoring,</w:t>
+            </w:r>
+            <w:r>
+              <w:t xml:space="preserve"> </w:t>
+            </w:r>
+            <m:oMath>
+              <m:r>
+                <m:t>b</m:t>
+              </m:r>
+              <m:r>
+                <m:rPr>
+                  <m:sty m:val="p"/>
+                </m:rPr>
+                <m:t>(</m:t>
+              </m:r>
+              <m:r>
+                <m:t>L</m:t>
+              </m:r>
+              <m:r>
+                <m:rPr>
+                  <m:sty m:val="p"/>
+                </m:rPr>
+                <m:t>)</m:t>
+              </m:r>
+            </m:oMath>
+            <w:r>
+              <w:t xml:space="preserve"> </w:t>
+            </w:r>
+            <w:r>
+              <w:t xml:space="preserve">is a joint score with</w:t>
+            </w:r>
+            <w:r>
+              <w:t xml:space="preserve"> </w:t>
+            </w:r>
+            <m:oMath>
+              <m:r>
+                <m:rPr>
+                  <m:sty m:val="p"/>
+                </m:rPr>
+                <m:t>(</m:t>
+              </m:r>
+              <m:r>
+                <m:t>A</m:t>
+              </m:r>
+              <m:r>
+                <m:rPr>
+                  <m:sty m:val="p"/>
+                </m:rPr>
+                <m:t>,</m:t>
+              </m:r>
+              <m:r>
+                <m:t>C</m:t>
+              </m:r>
+              <m:r>
+                <m:rPr>
+                  <m:sty m:val="p"/>
+                </m:rPr>
+                <m:t>)</m:t>
+              </m:r>
+              <m:r>
+                <m:rPr>
+                  <m:sty m:val="p"/>
+                </m:rPr>
+                <m:t>⟂</m:t>
+              </m:r>
+              <m:r>
+                <m:t>​</m:t>
+              </m:r>
+              <m:r>
+                <m:t>​</m:t>
+              </m:r>
+              <m:r>
+                <m:t>​</m:t>
+              </m:r>
+              <m:r>
+                <m:rPr>
+                  <m:sty m:val="p"/>
+                </m:rPr>
+                <m:t>⟂</m:t>
+              </m:r>
+              <m:r>
+                <m:t>L</m:t>
+              </m:r>
+              <m:r>
+                <m:rPr>
+                  <m:sty m:val="p"/>
+                </m:rPr>
+                <m:t>∣</m:t>
+              </m:r>
+              <m:r>
+                <m:t>b</m:t>
+              </m:r>
+              <m:r>
+                <m:rPr>
+                  <m:sty m:val="p"/>
+                </m:rPr>
+                <m:t>(</m:t>
+              </m:r>
+              <m:r>
+                <m:t>L</m:t>
+              </m:r>
+              <m:r>
+                <m:rPr>
+                  <m:sty m:val="p"/>
+                </m:rPr>
+                <m:t>)</m:t>
+              </m:r>
+            </m:oMath>
+            <w:r>
+              <w:t xml:space="preserve">, as discussed after</w:t>
+            </w:r>
+            <w:r>
+              <w:t xml:space="preserve"> </w:t>
+            </w:r>
+            <w:hyperlink w:anchor="prp-ps-stratum-effect">
+              <w:r>
+                <w:rPr>
+                  <w:rStyle w:val="Hyperlink"/>
+                </w:rPr>
+                <w:t xml:space="preserve">Proposition 4</w:t>
+              </w:r>
+            </w:hyperlink>
+            <w:r>
+              <w:t xml:space="preserve">,</w:t>
+            </w:r>
+            <w:r>
+              <w:t xml:space="preserve"> </w:t>
+            </w:r>
+            <w:r>
+              <w:t xml:space="preserve">such as the vector of joint probabilities</w:t>
+            </w:r>
+            <w:r>
+              <w:t xml:space="preserve"> </w:t>
+            </w:r>
+            <m:oMath>
+              <m:r>
+                <m:rPr>
+                  <m:sty m:val="p"/>
+                </m:rPr>
+                <m:t>Pr</m:t>
+              </m:r>
+              <m:r>
+                <m:rPr>
+                  <m:sty m:val="p"/>
+                </m:rPr>
+                <m:t>[</m:t>
+              </m:r>
+              <m:r>
+                <m:t>A</m:t>
+              </m:r>
+              <m:r>
+                <m:rPr>
+                  <m:sty m:val="p"/>
+                </m:rPr>
+                <m:t>=</m:t>
+              </m:r>
+              <m:r>
+                <m:t>a</m:t>
+              </m:r>
+              <m:r>
+                <m:rPr>
+                  <m:sty m:val="p"/>
+                </m:rPr>
+                <m:t>,</m:t>
+              </m:r>
+              <m:r>
+                <m:t>C</m:t>
+              </m:r>
+              <m:r>
+                <m:rPr>
+                  <m:sty m:val="p"/>
+                </m:rPr>
+                <m:t>=</m:t>
+              </m:r>
+              <m:r>
+                <m:t>c</m:t>
+              </m:r>
+              <m:r>
+                <m:rPr>
+                  <m:sty m:val="p"/>
+                </m:rPr>
+                <m:t>∣</m:t>
+              </m:r>
+              <m:r>
+                <m:t>L</m:t>
+              </m:r>
+              <m:r>
+                <m:rPr>
+                  <m:sty m:val="p"/>
+                </m:rPr>
+                <m:t>]</m:t>
+              </m:r>
+            </m:oMath>
+            <w:r>
+              <w:t xml:space="preserve"> </w:t>
+            </w:r>
+            <w:r>
+              <w:t xml:space="preserve">over all</w:t>
+            </w:r>
+            <w:r>
+              <w:t xml:space="preserve"> </w:t>
+            </w:r>
+            <m:oMath>
+              <m:r>
+                <m:rPr>
+                  <m:sty m:val="p"/>
+                </m:rPr>
+                <m:t>(</m:t>
+              </m:r>
+              <m:r>
+                <m:t>a</m:t>
+              </m:r>
+              <m:r>
+                <m:rPr>
+                  <m:sty m:val="p"/>
+                </m:rPr>
+                <m:t>,</m:t>
+              </m:r>
+              <m:r>
+                <m:t>c</m:t>
+              </m:r>
+              <m:r>
+                <m:rPr>
+                  <m:sty m:val="p"/>
+                </m:rPr>
+                <m:t>)</m:t>
+              </m:r>
+            </m:oMath>
+            <w:r>
+              <w:t xml:space="preserve">.</w:t>
+            </w:r>
+            <w:r>
+              <w:t xml:space="preserve"> </w:t>
+            </w:r>
+            <w:r>
+              <w:t xml:space="preserve">This joint score suffices when, for each</w:t>
+            </w:r>
+            <w:r>
+              <w:t xml:space="preserve"> </w:t>
+            </w:r>
+            <m:oMath>
+              <m:r>
+                <m:t>a</m:t>
+              </m:r>
+              <m:r>
+                <m:rPr>
+                  <m:sty m:val="p"/>
+                </m:rPr>
+                <m:t>∈</m:t>
+              </m:r>
+              <m:r>
+                <m:rPr>
+                  <m:sty m:val="p"/>
+                </m:rPr>
+                <m:t>{</m:t>
+              </m:r>
+              <m:r>
+                <m:t>0</m:t>
+              </m:r>
+              <m:r>
+                <m:rPr>
+                  <m:sty m:val="p"/>
+                </m:rPr>
+                <m:t>,</m:t>
+              </m:r>
+              <m:r>
+                <m:t>1</m:t>
+              </m:r>
+              <m:r>
+                <m:rPr>
+                  <m:sty m:val="p"/>
+                </m:rPr>
+                <m:t>}</m:t>
+              </m:r>
+            </m:oMath>
+            <w:r>
+              <w:t xml:space="preserve">,</w:t>
+            </w:r>
+            <w:r>
+              <w:t xml:space="preserve"> </w:t>
+            </w:r>
+            <m:oMath>
               <m:sSup>
                 <m:e>
                   <m:r>
@@ -18497,39 +18263,456 @@
                   </m:r>
                 </m:sup>
               </m:sSup>
-            </m:e>
-          </m:d>
-          <m:r>
-            <m:rPr>
-              <m:sty m:val="p"/>
-            </m:rPr>
-            <m:t>=</m:t>
-          </m:r>
-          <m:f>
-            <m:fPr>
-              <m:type m:val="bar"/>
-            </m:fPr>
-            <m:num>
+              <m:r>
+                <m:rPr>
+                  <m:sty m:val="p"/>
+                </m:rPr>
+                <m:t>⟂</m:t>
+              </m:r>
+              <m:r>
+                <m:t>​</m:t>
+              </m:r>
+              <m:r>
+                <m:t>​</m:t>
+              </m:r>
+              <m:r>
+                <m:t>​</m:t>
+              </m:r>
+              <m:r>
+                <m:rPr>
+                  <m:sty m:val="p"/>
+                </m:rPr>
+                <m:t>⟂</m:t>
+              </m:r>
+              <m:r>
+                <m:rPr>
+                  <m:sty m:val="p"/>
+                </m:rPr>
+                <m:t>(</m:t>
+              </m:r>
+              <m:r>
+                <m:t>A</m:t>
+              </m:r>
+              <m:r>
+                <m:rPr>
+                  <m:sty m:val="p"/>
+                </m:rPr>
+                <m:t>,</m:t>
+              </m:r>
+              <m:r>
+                <m:t>C</m:t>
+              </m:r>
+              <m:r>
+                <m:rPr>
+                  <m:sty m:val="p"/>
+                </m:rPr>
+                <m:t>)</m:t>
+              </m:r>
+              <m:r>
+                <m:rPr>
+                  <m:sty m:val="p"/>
+                </m:rPr>
+                <m:t>∣</m:t>
+              </m:r>
+              <m:r>
+                <m:t>L</m:t>
+              </m:r>
+            </m:oMath>
+            <w:r>
+              <w:t xml:space="preserve"> </w:t>
+            </w:r>
+            <w:r>
+              <w:t xml:space="preserve">and</w:t>
+            </w:r>
+            <w:r>
+              <w:t xml:space="preserve"> </w:t>
+            </w:r>
+            <m:oMath>
+              <m:r>
+                <m:rPr>
+                  <m:sty m:val="p"/>
+                </m:rPr>
+                <m:t>Pr</m:t>
+              </m:r>
+              <m:r>
+                <m:rPr>
+                  <m:sty m:val="p"/>
+                </m:rPr>
+                <m:t>[</m:t>
+              </m:r>
+              <m:r>
+                <m:t>A</m:t>
+              </m:r>
+              <m:r>
+                <m:rPr>
+                  <m:sty m:val="p"/>
+                </m:rPr>
+                <m:t>=</m:t>
+              </m:r>
+              <m:r>
+                <m:t>a</m:t>
+              </m:r>
+              <m:r>
+                <m:rPr>
+                  <m:sty m:val="p"/>
+                </m:rPr>
+                <m:t>,</m:t>
+              </m:r>
+              <m:r>
+                <m:t>C</m:t>
+              </m:r>
+              <m:r>
+                <m:rPr>
+                  <m:sty m:val="p"/>
+                </m:rPr>
+                <m:t>=</m:t>
+              </m:r>
+              <m:r>
+                <m:t>0</m:t>
+              </m:r>
+              <m:r>
+                <m:rPr>
+                  <m:sty m:val="p"/>
+                </m:rPr>
+                <m:t>∣</m:t>
+              </m:r>
+              <m:r>
+                <m:t>L</m:t>
+              </m:r>
+              <m:r>
+                <m:rPr>
+                  <m:sty m:val="p"/>
+                </m:rPr>
+                <m:t>]</m:t>
+              </m:r>
+              <m:r>
+                <m:rPr>
+                  <m:sty m:val="p"/>
+                </m:rPr>
+                <m:t>&gt;</m:t>
+              </m:r>
+              <m:r>
+                <m:t>0</m:t>
+              </m:r>
+            </m:oMath>
+            <w:r>
+              <w:t xml:space="preserve">:</w:t>
+            </w:r>
+            <w:r>
+              <w:t xml:space="preserve"> </w:t>
+            </w:r>
+            <w:r>
+              <w:t xml:space="preserve">because</w:t>
+            </w:r>
+            <w:r>
+              <w:t xml:space="preserve"> </w:t>
+            </w:r>
+            <m:oMath>
+              <m:r>
+                <m:rPr>
+                  <m:sty m:val="p"/>
+                </m:rPr>
+                <m:t>(</m:t>
+              </m:r>
+              <m:r>
+                <m:t>A</m:t>
+              </m:r>
+              <m:r>
+                <m:rPr>
+                  <m:sty m:val="p"/>
+                </m:rPr>
+                <m:t>,</m:t>
+              </m:r>
+              <m:r>
+                <m:t>C</m:t>
+              </m:r>
+              <m:r>
+                <m:rPr>
+                  <m:sty m:val="p"/>
+                </m:rPr>
+                <m:t>)</m:t>
+              </m:r>
+              <m:r>
+                <m:rPr>
+                  <m:sty m:val="p"/>
+                </m:rPr>
+                <m:t>⟂</m:t>
+              </m:r>
+              <m:r>
+                <m:t>​</m:t>
+              </m:r>
+              <m:r>
+                <m:t>​</m:t>
+              </m:r>
+              <m:r>
+                <m:t>​</m:t>
+              </m:r>
+              <m:r>
+                <m:rPr>
+                  <m:sty m:val="p"/>
+                </m:rPr>
+                <m:t>⟂</m:t>
+              </m:r>
+              <m:r>
+                <m:t>L</m:t>
+              </m:r>
+              <m:r>
+                <m:rPr>
+                  <m:sty m:val="p"/>
+                </m:rPr>
+                <m:t>∣</m:t>
+              </m:r>
+              <m:r>
+                <m:t>b</m:t>
+              </m:r>
+              <m:r>
+                <m:rPr>
+                  <m:sty m:val="p"/>
+                </m:rPr>
+                <m:t>(</m:t>
+              </m:r>
+              <m:r>
+                <m:t>L</m:t>
+              </m:r>
+              <m:r>
+                <m:rPr>
+                  <m:sty m:val="p"/>
+                </m:rPr>
+                <m:t>)</m:t>
+              </m:r>
+            </m:oMath>
+            <w:r>
+              <w:t xml:space="preserve">, these conditions carry over from</w:t>
+            </w:r>
+            <w:r>
+              <w:t xml:space="preserve"> </w:t>
+            </w:r>
+            <m:oMath>
+              <m:r>
+                <m:t>L</m:t>
+              </m:r>
+            </m:oMath>
+            <w:r>
+              <w:t xml:space="preserve"> </w:t>
+            </w:r>
+            <w:r>
+              <w:t xml:space="preserve">to</w:t>
+            </w:r>
+            <w:r>
+              <w:t xml:space="preserve"> </w:t>
+            </w:r>
+            <m:oMath>
+              <m:r>
+                <m:t>b</m:t>
+              </m:r>
+              <m:r>
+                <m:rPr>
+                  <m:sty m:val="p"/>
+                </m:rPr>
+                <m:t>(</m:t>
+              </m:r>
+              <m:r>
+                <m:t>L</m:t>
+              </m:r>
+              <m:r>
+                <m:rPr>
+                  <m:sty m:val="p"/>
+                </m:rPr>
+                <m:t>)</m:t>
+              </m:r>
+            </m:oMath>
+            <w:r>
+              <w:t xml:space="preserve">,</w:t>
+            </w:r>
+            <w:r>
+              <w:t xml:space="preserve"> </w:t>
+            </w:r>
+            <w:r>
+              <w:t xml:space="preserve">by the argument</w:t>
+            </w:r>
+            <w:r>
+              <w:t xml:space="preserve"> </w:t>
+            </w:r>
+            <w:hyperlink w:anchor="thm-ps-exchangeability">
+              <w:r>
+                <w:rPr>
+                  <w:rStyle w:val="Hyperlink"/>
+                </w:rPr>
+                <w:t xml:space="preserve">Theorem 1</w:t>
+              </w:r>
+            </w:hyperlink>
+            <w:r>
+              <w:t xml:space="preserve"> </w:t>
+            </w:r>
+            <w:r>
+              <w:t xml:space="preserve">gives for</w:t>
+            </w:r>
+            <w:r>
+              <w:t xml:space="preserve"> </w:t>
+            </w:r>
+            <m:oMath>
+              <m:r>
+                <m:t>A</m:t>
+              </m:r>
+            </m:oMath>
+            <w:r>
+              <w:t xml:space="preserve"> </w:t>
+            </w:r>
+            <w:r>
+              <w:t xml:space="preserve">alone.</w:t>
+            </w:r>
+            <w:r>
+              <w:t xml:space="preserve"> </w:t>
+            </w:r>
+            <w:r>
+              <w:t xml:space="preserve">In either case, consistency must hold,</w:t>
+            </w:r>
+            <w:r>
+              <w:t xml:space="preserve"> </w:t>
+            </w:r>
+            <w:r>
+              <w:t xml:space="preserve">and the treatment, censoring (if any), and outcome models must be correctly specified.</w:t>
+            </w:r>
+          </w:p>
+          <w:p>
+            <w:pPr>
+              <w:numPr>
+                <w:ilvl w:val="0"/>
+                <w:numId w:val="1010"/>
+              </w:numPr>
+            </w:pPr>
+            <w:r>
+              <w:t xml:space="preserve">Estimate the score</w:t>
+            </w:r>
+            <w:r>
+              <w:t xml:space="preserve"> </w:t>
+            </w:r>
+            <m:oMath>
+              <m:acc>
+                <m:accPr>
+                  <m:chr m:val="̂"/>
+                </m:accPr>
+                <m:e>
+                  <m:r>
+                    <m:t>b</m:t>
+                  </m:r>
+                </m:e>
+              </m:acc>
+              <m:r>
+                <m:rPr>
+                  <m:sty m:val="p"/>
+                </m:rPr>
+                <m:t>(</m:t>
+              </m:r>
+              <m:sSub>
+                <m:e>
+                  <m:r>
+                    <m:t>L</m:t>
+                  </m:r>
+                </m:e>
+                <m:sub>
+                  <m:r>
+                    <m:t>i</m:t>
+                  </m:r>
+                </m:sub>
+              </m:sSub>
+              <m:r>
+                <m:rPr>
+                  <m:sty m:val="p"/>
+                </m:rPr>
+                <m:t>)</m:t>
+              </m:r>
+            </m:oMath>
+            <w:r>
+              <w:t xml:space="preserve"> </w:t>
+            </w:r>
+            <w:r>
+              <w:t xml:space="preserve">for each individual</w:t>
+            </w:r>
+            <w:r>
+              <w:t xml:space="preserve"> </w:t>
+            </w:r>
+            <m:oMath>
+              <m:r>
+                <m:t>i</m:t>
+              </m:r>
+              <m:r>
+                <m:rPr>
+                  <m:sty m:val="p"/>
+                </m:rPr>
+                <m:t>=</m:t>
+              </m:r>
               <m:r>
                 <m:t>1</m:t>
               </m:r>
-            </m:num>
-            <m:den>
+              <m:r>
+                <m:rPr>
+                  <m:sty m:val="p"/>
+                </m:rPr>
+                <m:t>,</m:t>
+              </m:r>
+              <m:r>
+                <m:rPr>
+                  <m:sty m:val="p"/>
+                </m:rPr>
+                <m:t>…</m:t>
+              </m:r>
+              <m:r>
+                <m:rPr>
+                  <m:sty m:val="p"/>
+                </m:rPr>
+                <m:t>,</m:t>
+              </m:r>
               <m:r>
                 <m:t>n</m:t>
               </m:r>
-            </m:den>
-          </m:f>
-          <m:nary>
-            <m:naryPr>
-              <m:chr m:val="∑"/>
-              <m:limLoc m:val="undOvr"/>
-              <m:subHide m:val="off"/>
-              <m:supHide m:val="off"/>
-            </m:naryPr>
-            <m:sub>
-              <m:r>
-                <m:t>i</m:t>
+            </m:oMath>
+            <w:r>
+              <w:t xml:space="preserve">, censored or not.</w:t>
+            </w:r>
+            <w:r>
+              <w:t xml:space="preserve"> </w:t>
+            </w:r>
+            <w:r>
+              <w:t xml:space="preserve">Without censoring,</w:t>
+            </w:r>
+            <w:r>
+              <w:t xml:space="preserve"> </w:t>
+            </w:r>
+            <m:oMath>
+              <m:acc>
+                <m:accPr>
+                  <m:chr m:val="̂"/>
+                </m:accPr>
+                <m:e>
+                  <m:r>
+                    <m:t>b</m:t>
+                  </m:r>
+                </m:e>
+              </m:acc>
+              <m:r>
+                <m:rPr>
+                  <m:sty m:val="p"/>
+                </m:rPr>
+                <m:t>(</m:t>
+              </m:r>
+              <m:sSub>
+                <m:e>
+                  <m:r>
+                    <m:t>L</m:t>
+                  </m:r>
+                </m:e>
+                <m:sub>
+                  <m:r>
+                    <m:t>i</m:t>
+                  </m:r>
+                </m:sub>
+              </m:sSub>
+              <m:r>
+                <m:rPr>
+                  <m:sty m:val="p"/>
+                </m:rPr>
+                <m:t>)</m:t>
               </m:r>
               <m:r>
                 <m:rPr>
@@ -18537,16 +18720,415 @@
                 </m:rPr>
                 <m:t>=</m:t>
               </m:r>
-              <m:r>
-                <m:t>1</m:t>
-              </m:r>
-            </m:sub>
-            <m:sup>
-              <m:r>
-                <m:t>n</m:t>
-              </m:r>
-            </m:sup>
-            <m:e>
+              <m:acc>
+                <m:accPr>
+                  <m:chr m:val="̂"/>
+                </m:accPr>
+                <m:e>
+                  <m:r>
+                    <m:t>π</m:t>
+                  </m:r>
+                </m:e>
+              </m:acc>
+              <m:r>
+                <m:rPr>
+                  <m:sty m:val="p"/>
+                </m:rPr>
+                <m:t>(</m:t>
+              </m:r>
+              <m:sSub>
+                <m:e>
+                  <m:r>
+                    <m:t>L</m:t>
+                  </m:r>
+                </m:e>
+                <m:sub>
+                  <m:r>
+                    <m:t>i</m:t>
+                  </m:r>
+                </m:sub>
+              </m:sSub>
+              <m:r>
+                <m:rPr>
+                  <m:sty m:val="p"/>
+                </m:rPr>
+                <m:t>)</m:t>
+              </m:r>
+            </m:oMath>
+            <w:r>
+              <w:t xml:space="preserve">.</w:t>
+            </w:r>
+            <w:r>
+              <w:t xml:space="preserve"> </w:t>
+            </w:r>
+            <w:r>
+              <w:t xml:space="preserve">With censoring, combine a treatment model and a censoring model,</w:t>
+            </w:r>
+            <w:r>
+              <w:t xml:space="preserve"> </w:t>
+            </w:r>
+            <m:oMath>
+              <m:acc>
+                <m:accPr>
+                  <m:chr m:val="̂"/>
+                </m:accPr>
+                <m:e>
+                  <m:r>
+                    <m:rPr>
+                      <m:sty m:val="p"/>
+                    </m:rPr>
+                    <m:t>Pr</m:t>
+                  </m:r>
+                </m:e>
+              </m:acc>
+              <m:r>
+                <m:rPr>
+                  <m:sty m:val="p"/>
+                </m:rPr>
+                <m:t>[</m:t>
+              </m:r>
+              <m:r>
+                <m:t>A</m:t>
+              </m:r>
+              <m:r>
+                <m:rPr>
+                  <m:sty m:val="p"/>
+                </m:rPr>
+                <m:t>=</m:t>
+              </m:r>
+              <m:r>
+                <m:t>a</m:t>
+              </m:r>
+              <m:r>
+                <m:rPr>
+                  <m:sty m:val="p"/>
+                </m:rPr>
+                <m:t>,</m:t>
+              </m:r>
+              <m:r>
+                <m:t>C</m:t>
+              </m:r>
+              <m:r>
+                <m:rPr>
+                  <m:sty m:val="p"/>
+                </m:rPr>
+                <m:t>=</m:t>
+              </m:r>
+              <m:r>
+                <m:t>c</m:t>
+              </m:r>
+              <m:r>
+                <m:rPr>
+                  <m:sty m:val="p"/>
+                </m:rPr>
+                <m:t>∣</m:t>
+              </m:r>
+              <m:r>
+                <m:t>L</m:t>
+              </m:r>
+              <m:r>
+                <m:rPr>
+                  <m:sty m:val="p"/>
+                </m:rPr>
+                <m:t>]</m:t>
+              </m:r>
+              <m:r>
+                <m:rPr>
+                  <m:sty m:val="p"/>
+                </m:rPr>
+                <m:t>=</m:t>
+              </m:r>
+              <m:acc>
+                <m:accPr>
+                  <m:chr m:val="̂"/>
+                </m:accPr>
+                <m:e>
+                  <m:r>
+                    <m:rPr>
+                      <m:sty m:val="p"/>
+                    </m:rPr>
+                    <m:t>Pr</m:t>
+                  </m:r>
+                </m:e>
+              </m:acc>
+              <m:r>
+                <m:rPr>
+                  <m:sty m:val="p"/>
+                </m:rPr>
+                <m:t>[</m:t>
+              </m:r>
+              <m:r>
+                <m:t>A</m:t>
+              </m:r>
+              <m:r>
+                <m:rPr>
+                  <m:sty m:val="p"/>
+                </m:rPr>
+                <m:t>=</m:t>
+              </m:r>
+              <m:r>
+                <m:t>a</m:t>
+              </m:r>
+              <m:r>
+                <m:rPr>
+                  <m:sty m:val="p"/>
+                </m:rPr>
+                <m:t>∣</m:t>
+              </m:r>
+              <m:r>
+                <m:t>L</m:t>
+              </m:r>
+              <m:r>
+                <m:rPr>
+                  <m:sty m:val="p"/>
+                </m:rPr>
+                <m:t>]</m:t>
+              </m:r>
+              <m:r>
+                <m:t> </m:t>
+              </m:r>
+              <m:acc>
+                <m:accPr>
+                  <m:chr m:val="̂"/>
+                </m:accPr>
+                <m:e>
+                  <m:r>
+                    <m:rPr>
+                      <m:sty m:val="p"/>
+                    </m:rPr>
+                    <m:t>Pr</m:t>
+                  </m:r>
+                </m:e>
+              </m:acc>
+              <m:r>
+                <m:rPr>
+                  <m:sty m:val="p"/>
+                </m:rPr>
+                <m:t>[</m:t>
+              </m:r>
+              <m:r>
+                <m:t>C</m:t>
+              </m:r>
+              <m:r>
+                <m:rPr>
+                  <m:sty m:val="p"/>
+                </m:rPr>
+                <m:t>=</m:t>
+              </m:r>
+              <m:r>
+                <m:t>c</m:t>
+              </m:r>
+              <m:r>
+                <m:rPr>
+                  <m:sty m:val="p"/>
+                </m:rPr>
+                <m:t>∣</m:t>
+              </m:r>
+              <m:r>
+                <m:t>L</m:t>
+              </m:r>
+              <m:r>
+                <m:rPr>
+                  <m:sty m:val="p"/>
+                </m:rPr>
+                <m:t>,</m:t>
+              </m:r>
+              <m:r>
+                <m:t>A</m:t>
+              </m:r>
+              <m:r>
+                <m:rPr>
+                  <m:sty m:val="p"/>
+                </m:rPr>
+                <m:t>=</m:t>
+              </m:r>
+              <m:r>
+                <m:t>a</m:t>
+              </m:r>
+              <m:r>
+                <m:rPr>
+                  <m:sty m:val="p"/>
+                </m:rPr>
+                <m:t>]</m:t>
+              </m:r>
+            </m:oMath>
+            <w:r>
+              <w:t xml:space="preserve"> </w:t>
+            </w:r>
+            <w:r>
+              <w:t xml:space="preserve">for each</w:t>
+            </w:r>
+            <w:r>
+              <w:t xml:space="preserve"> </w:t>
+            </w:r>
+            <m:oMath>
+              <m:r>
+                <m:rPr>
+                  <m:sty m:val="p"/>
+                </m:rPr>
+                <m:t>(</m:t>
+              </m:r>
+              <m:r>
+                <m:t>a</m:t>
+              </m:r>
+              <m:r>
+                <m:rPr>
+                  <m:sty m:val="p"/>
+                </m:rPr>
+                <m:t>,</m:t>
+              </m:r>
+              <m:r>
+                <m:t>c</m:t>
+              </m:r>
+              <m:r>
+                <m:rPr>
+                  <m:sty m:val="p"/>
+                </m:rPr>
+                <m:t>)</m:t>
+              </m:r>
+            </m:oMath>
+            <w:r>
+              <w:t xml:space="preserve">.</w:t>
+            </w:r>
+          </w:p>
+          <w:p>
+            <w:pPr>
+              <w:numPr>
+                <w:ilvl w:val="0"/>
+                <w:numId w:val="1010"/>
+              </w:numPr>
+            </w:pPr>
+            <w:r>
+              <w:t xml:space="preserve">Fit an outcome model for</w:t>
+            </w:r>
+            <w:r>
+              <w:t xml:space="preserve"> </w:t>
+            </w:r>
+            <m:oMath>
+              <m:r>
+                <m:rPr>
+                  <m:nor/>
+                  <m:sty m:val="p"/>
+                </m:rPr>
+                <m:t>E</m:t>
+              </m:r>
+              <m:d>
+                <m:dPr>
+                  <m:begChr m:val="["/>
+                  <m:sepChr m:val=""/>
+                  <m:endChr m:val="]"/>
+                  <m:grow/>
+                </m:dPr>
+                <m:e>
+                  <m:r>
+                    <m:t>Y</m:t>
+                  </m:r>
+                  <m:r>
+                    <m:rPr>
+                      <m:sty m:val="p"/>
+                    </m:rPr>
+                    <m:t>∣</m:t>
+                  </m:r>
+                  <m:r>
+                    <m:t>A</m:t>
+                  </m:r>
+                  <m:r>
+                    <m:rPr>
+                      <m:sty m:val="p"/>
+                    </m:rPr>
+                    <m:t>,</m:t>
+                  </m:r>
+                  <m:r>
+                    <m:t>C</m:t>
+                  </m:r>
+                  <m:r>
+                    <m:rPr>
+                      <m:sty m:val="p"/>
+                    </m:rPr>
+                    <m:t>=</m:t>
+                  </m:r>
+                  <m:r>
+                    <m:t>0</m:t>
+                  </m:r>
+                  <m:r>
+                    <m:rPr>
+                      <m:sty m:val="p"/>
+                    </m:rPr>
+                    <m:t>,</m:t>
+                  </m:r>
+                  <m:r>
+                    <m:t>b</m:t>
+                  </m:r>
+                  <m:r>
+                    <m:rPr>
+                      <m:sty m:val="p"/>
+                    </m:rPr>
+                    <m:t>(</m:t>
+                  </m:r>
+                  <m:r>
+                    <m:t>L</m:t>
+                  </m:r>
+                  <m:r>
+                    <m:rPr>
+                      <m:sty m:val="p"/>
+                    </m:rPr>
+                    <m:t>)</m:t>
+                  </m:r>
+                </m:e>
+              </m:d>
+            </m:oMath>
+            <w:r>
+              <w:t xml:space="preserve"> </w:t>
+            </w:r>
+            <w:r>
+              <w:t xml:space="preserve">once, among the uncensored, with</w:t>
+            </w:r>
+            <w:r>
+              <w:t xml:space="preserve"> </w:t>
+            </w:r>
+            <m:oMath>
+              <m:acc>
+                <m:accPr>
+                  <m:chr m:val="̂"/>
+                </m:accPr>
+                <m:e>
+                  <m:r>
+                    <m:t>b</m:t>
+                  </m:r>
+                </m:e>
+              </m:acc>
+              <m:r>
+                <m:rPr>
+                  <m:sty m:val="p"/>
+                </m:rPr>
+                <m:t>(</m:t>
+              </m:r>
+              <m:r>
+                <m:t>L</m:t>
+              </m:r>
+              <m:r>
+                <m:rPr>
+                  <m:sty m:val="p"/>
+                </m:rPr>
+                <m:t>)</m:t>
+              </m:r>
+            </m:oMath>
+            <w:r>
+              <w:t xml:space="preserve"> </w:t>
+            </w:r>
+            <w:r>
+              <w:t xml:space="preserve">as the covariate(s);</w:t>
+            </w:r>
+            <w:r>
+              <w:t xml:space="preserve"> </w:t>
+            </w:r>
+            <w:r>
+              <w:t xml:space="preserve">write</w:t>
+            </w:r>
+            <w:r>
+              <w:t xml:space="preserve"> </w:t>
+            </w:r>
+            <m:oMath>
               <m:acc>
                 <m:accPr>
                   <m:chr m:val="̂"/>
@@ -18557,115 +19139,332 @@
                   </m:r>
                 </m:e>
               </m:acc>
-            </m:e>
-          </m:nary>
-          <m:r>
-            <m:rPr>
-              <m:sty m:val="p"/>
-            </m:rPr>
-            <m:t>(</m:t>
-          </m:r>
-          <m:r>
-            <m:t>a</m:t>
-          </m:r>
-          <m:r>
-            <m:rPr>
-              <m:sty m:val="p"/>
-            </m:rPr>
-            <m:t>,</m:t>
-          </m:r>
-          <m:acc>
-            <m:accPr>
-              <m:chr m:val="̂"/>
-            </m:accPr>
-            <m:e>
-              <m:r>
-                <m:t>π</m:t>
-              </m:r>
-            </m:e>
-          </m:acc>
-          <m:r>
-            <m:rPr>
-              <m:sty m:val="p"/>
-            </m:rPr>
-            <m:t>(</m:t>
-          </m:r>
-          <m:sSub>
-            <m:e>
-              <m:r>
-                <m:t>L</m:t>
-              </m:r>
-            </m:e>
-            <m:sub>
-              <m:r>
-                <m:t>i</m:t>
-              </m:r>
-            </m:sub>
-          </m:sSub>
-          <m:r>
-            <m:rPr>
-              <m:sty m:val="p"/>
-            </m:rPr>
-            <m:t>)</m:t>
-          </m:r>
-          <m:r>
-            <m:rPr>
-              <m:sty m:val="p"/>
-            </m:rPr>
-            <m:t>)</m:t>
-          </m:r>
-          <m:r>
-            <m:rPr>
-              <m:sty m:val="p"/>
-            </m:rPr>
-            <m:t>.</m:t>
-          </m:r>
-        </m:oMath>
-      </m:oMathPara>
-    </w:p>
-    <w:p>
-      <w:pPr>
-        <w:numPr>
-          <w:ilvl w:val="0"/>
-          <w:numId w:val="1010"/>
-        </w:numPr>
-      </w:pPr>
-      <w:r>
-        <w:t xml:space="preserve">Estimate the average causal effect by the difference</w:t>
-      </w:r>
-      <w:r>
-        <w:t xml:space="preserve"> </w:t>
-      </w:r>
-      <m:oMath>
-        <m:acc>
-          <m:accPr>
-            <m:chr m:val="̂"/>
-          </m:accPr>
-          <m:e>
-            <m:r>
-              <m:rPr>
-                <m:nor/>
-                <m:sty m:val="p"/>
-              </m:rPr>
-              <m:t>E</m:t>
-            </m:r>
-          </m:e>
-        </m:acc>
-        <m:d>
-          <m:dPr>
-            <m:begChr m:val="["/>
-            <m:sepChr m:val=""/>
-            <m:endChr m:val="]"/>
-            <m:grow/>
-          </m:dPr>
-          <m:e>
-            <m:sSup>
-              <m:e>
+              <m:r>
+                <m:rPr>
+                  <m:sty m:val="p"/>
+                </m:rPr>
+                <m:t>(</m:t>
+              </m:r>
+              <m:r>
+                <m:t>a</m:t>
+              </m:r>
+              <m:r>
+                <m:rPr>
+                  <m:sty m:val="p"/>
+                </m:rPr>
+                <m:t>,</m:t>
+              </m:r>
+              <m:r>
+                <m:t>s</m:t>
+              </m:r>
+              <m:r>
+                <m:rPr>
+                  <m:sty m:val="p"/>
+                </m:rPr>
+                <m:t>)</m:t>
+              </m:r>
+            </m:oMath>
+            <w:r>
+              <w:t xml:space="preserve"> </w:t>
+            </w:r>
+            <w:r>
+              <w:t xml:space="preserve">for its fitted value at</w:t>
+            </w:r>
+            <w:r>
+              <w:t xml:space="preserve"> </w:t>
+            </w:r>
+            <m:oMath>
+              <m:r>
+                <m:t>A</m:t>
+              </m:r>
+              <m:r>
+                <m:rPr>
+                  <m:sty m:val="p"/>
+                </m:rPr>
+                <m:t>=</m:t>
+              </m:r>
+              <m:r>
+                <m:t>a</m:t>
+              </m:r>
+            </m:oMath>
+            <w:r>
+              <w:t xml:space="preserve"> </w:t>
+            </w:r>
+            <w:r>
+              <w:t xml:space="preserve">and score value</w:t>
+            </w:r>
+            <w:r>
+              <w:t xml:space="preserve"> </w:t>
+            </w:r>
+            <m:oMath>
+              <m:r>
+                <m:t>s</m:t>
+              </m:r>
+            </m:oMath>
+            <w:r>
+              <w:t xml:space="preserve">.</w:t>
+            </w:r>
+          </w:p>
+          <w:p>
+            <w:pPr>
+              <w:numPr>
+                <w:ilvl w:val="0"/>
+                <w:numId w:val="1010"/>
+              </w:numPr>
+            </w:pPr>
+            <w:r>
+              <w:t xml:space="preserve">For each</w:t>
+            </w:r>
+            <w:r>
+              <w:t xml:space="preserve"> </w:t>
+            </w:r>
+            <m:oMath>
+              <m:r>
+                <m:t>a</m:t>
+              </m:r>
+              <m:r>
+                <m:rPr>
+                  <m:sty m:val="p"/>
+                </m:rPr>
+                <m:t>∈</m:t>
+              </m:r>
+              <m:r>
+                <m:rPr>
+                  <m:sty m:val="p"/>
+                </m:rPr>
+                <m:t>{</m:t>
+              </m:r>
+              <m:r>
+                <m:t>0</m:t>
+              </m:r>
+              <m:r>
+                <m:rPr>
+                  <m:sty m:val="p"/>
+                </m:rPr>
+                <m:t>,</m:t>
+              </m:r>
+              <m:r>
+                <m:t>1</m:t>
+              </m:r>
+              <m:r>
+                <m:rPr>
+                  <m:sty m:val="p"/>
+                </m:rPr>
+                <m:t>}</m:t>
+              </m:r>
+            </m:oMath>
+            <w:r>
+              <w:t xml:space="preserve">, predict each individual’s outcome at</w:t>
+            </w:r>
+            <w:r>
+              <w:t xml:space="preserve"> </w:t>
+            </w:r>
+            <m:oMath>
+              <m:r>
+                <m:t>A</m:t>
+              </m:r>
+              <m:r>
+                <m:rPr>
+                  <m:sty m:val="p"/>
+                </m:rPr>
+                <m:t>=</m:t>
+              </m:r>
+              <m:r>
+                <m:t>a</m:t>
+              </m:r>
+            </m:oMath>
+            <w:r>
+              <w:t xml:space="preserve"> </w:t>
+            </w:r>
+            <w:r>
+              <w:t xml:space="preserve">and their own</w:t>
+            </w:r>
+            <w:r>
+              <w:t xml:space="preserve"> </w:t>
+            </w:r>
+            <m:oMath>
+              <m:acc>
+                <m:accPr>
+                  <m:chr m:val="̂"/>
+                </m:accPr>
+                <m:e>
+                  <m:r>
+                    <m:t>b</m:t>
+                  </m:r>
+                </m:e>
+              </m:acc>
+              <m:r>
+                <m:rPr>
+                  <m:sty m:val="p"/>
+                </m:rPr>
+                <m:t>(</m:t>
+              </m:r>
+              <m:sSub>
+                <m:e>
+                  <m:r>
+                    <m:t>L</m:t>
+                  </m:r>
+                </m:e>
+                <m:sub>
+                  <m:r>
+                    <m:t>i</m:t>
+                  </m:r>
+                </m:sub>
+              </m:sSub>
+              <m:r>
+                <m:rPr>
+                  <m:sty m:val="p"/>
+                </m:rPr>
+                <m:t>)</m:t>
+              </m:r>
+            </m:oMath>
+            <w:r>
+              <w:t xml:space="preserve">, and average the predictions over all</w:t>
+            </w:r>
+            <w:r>
+              <w:t xml:space="preserve"> </w:t>
+            </w:r>
+            <m:oMath>
+              <m:r>
+                <m:t>n</m:t>
+              </m:r>
+            </m:oMath>
+            <w:r>
+              <w:t xml:space="preserve"> </w:t>
+            </w:r>
+            <w:r>
+              <w:t xml:space="preserve">individuals:</w:t>
+            </w:r>
+          </w:p>
+          <w:p>
+            <w:pPr>
+              <w:pStyle w:val="BodyText"/>
+            </w:pPr>
+            <m:oMathPara>
+              <m:oMathParaPr>
+                <m:jc m:val="center"/>
+              </m:oMathParaPr>
+              <m:oMath>
+                <m:acc>
+                  <m:accPr>
+                    <m:chr m:val="̂"/>
+                  </m:accPr>
+                  <m:e>
+                    <m:r>
+                      <m:rPr>
+                        <m:nor/>
+                        <m:sty m:val="p"/>
+                      </m:rPr>
+                      <m:t>E</m:t>
+                    </m:r>
+                  </m:e>
+                </m:acc>
+                <m:d>
+                  <m:dPr>
+                    <m:begChr m:val="["/>
+                    <m:sepChr m:val=""/>
+                    <m:endChr m:val="]"/>
+                    <m:grow/>
+                  </m:dPr>
+                  <m:e>
+                    <m:sSup>
+                      <m:e>
+                        <m:r>
+                          <m:t>Y</m:t>
+                        </m:r>
+                      </m:e>
+                      <m:sup>
+                        <m:r>
+                          <m:t>a</m:t>
+                        </m:r>
+                        <m:r>
+                          <m:rPr>
+                            <m:sty m:val="p"/>
+                          </m:rPr>
+                          <m:t>,</m:t>
+                        </m:r>
+                        <m:r>
+                          <m:t>c</m:t>
+                        </m:r>
+                        <m:r>
+                          <m:rPr>
+                            <m:sty m:val="p"/>
+                          </m:rPr>
+                          <m:t>=</m:t>
+                        </m:r>
+                        <m:r>
+                          <m:t>0</m:t>
+                        </m:r>
+                      </m:sup>
+                    </m:sSup>
+                  </m:e>
+                </m:d>
                 <m:r>
-                  <m:t>Y</m:t>
+                  <m:rPr>
+                    <m:sty m:val="p"/>
+                  </m:rPr>
+                  <m:t>=</m:t>
                 </m:r>
-              </m:e>
-              <m:sup>
+                <m:f>
+                  <m:fPr>
+                    <m:type m:val="bar"/>
+                  </m:fPr>
+                  <m:num>
+                    <m:r>
+                      <m:t>1</m:t>
+                    </m:r>
+                  </m:num>
+                  <m:den>
+                    <m:r>
+                      <m:t>n</m:t>
+                    </m:r>
+                  </m:den>
+                </m:f>
+                <m:nary>
+                  <m:naryPr>
+                    <m:chr m:val="∑"/>
+                    <m:limLoc m:val="undOvr"/>
+                    <m:subHide m:val="off"/>
+                    <m:supHide m:val="off"/>
+                  </m:naryPr>
+                  <m:sub>
+                    <m:r>
+                      <m:t>i</m:t>
+                    </m:r>
+                    <m:r>
+                      <m:rPr>
+                        <m:sty m:val="p"/>
+                      </m:rPr>
+                      <m:t>=</m:t>
+                    </m:r>
+                    <m:r>
+                      <m:t>1</m:t>
+                    </m:r>
+                  </m:sub>
+                  <m:sup>
+                    <m:r>
+                      <m:t>n</m:t>
+                    </m:r>
+                  </m:sup>
+                  <m:e>
+                    <m:acc>
+                      <m:accPr>
+                        <m:chr m:val="̂"/>
+                      </m:accPr>
+                      <m:e>
+                        <m:r>
+                          <m:t>m</m:t>
+                        </m:r>
+                      </m:e>
+                    </m:acc>
+                  </m:e>
+                </m:nary>
+                <m:r>
+                  <m:rPr>
+                    <m:sty m:val="p"/>
+                  </m:rPr>
+                  <m:t>(</m:t>
+                </m:r>
                 <m:r>
                   <m:t>a</m:t>
                 </m:r>
@@ -18673,108 +19472,220 @@
                   <m:rPr>
                     <m:sty m:val="p"/>
                   </m:rPr>
-                  <m:t>=</m:t>
+                  <m:t>,</m:t>
                 </m:r>
+                <m:acc>
+                  <m:accPr>
+                    <m:chr m:val="̂"/>
+                  </m:accPr>
+                  <m:e>
+                    <m:r>
+                      <m:t>b</m:t>
+                    </m:r>
+                  </m:e>
+                </m:acc>
                 <m:r>
-                  <m:t>1</m:t>
+                  <m:rPr>
+                    <m:sty m:val="p"/>
+                  </m:rPr>
+                  <m:t>(</m:t>
+                </m:r>
+                <m:sSub>
+                  <m:e>
+                    <m:r>
+                      <m:t>L</m:t>
+                    </m:r>
+                  </m:e>
+                  <m:sub>
+                    <m:r>
+                      <m:t>i</m:t>
+                    </m:r>
+                  </m:sub>
+                </m:sSub>
+                <m:r>
+                  <m:rPr>
+                    <m:sty m:val="p"/>
+                  </m:rPr>
+                  <m:t>)</m:t>
                 </m:r>
                 <m:r>
                   <m:rPr>
                     <m:sty m:val="p"/>
                   </m:rPr>
-                  <m:t>,</m:t>
-                </m:r>
-                <m:r>
-                  <m:t>c</m:t>
+                  <m:t>)</m:t>
                 </m:r>
                 <m:r>
                   <m:rPr>
                     <m:sty m:val="p"/>
                   </m:rPr>
-                  <m:t>=</m:t>
+                  <m:t>.</m:t>
                 </m:r>
-                <m:r>
-                  <m:t>0</m:t>
-                </m:r>
-              </m:sup>
-            </m:sSup>
-          </m:e>
-        </m:d>
-        <m:r>
-          <m:rPr>
-            <m:sty m:val="p"/>
-          </m:rPr>
-          <m:t>−</m:t>
-        </m:r>
-        <m:acc>
-          <m:accPr>
-            <m:chr m:val="̂"/>
-          </m:accPr>
-          <m:e>
-            <m:r>
-              <m:rPr>
-                <m:nor/>
-                <m:sty m:val="p"/>
-              </m:rPr>
-              <m:t>E</m:t>
-            </m:r>
-          </m:e>
-        </m:acc>
-        <m:d>
-          <m:dPr>
-            <m:begChr m:val="["/>
-            <m:sepChr m:val=""/>
-            <m:endChr m:val="]"/>
-            <m:grow/>
-          </m:dPr>
-          <m:e>
-            <m:sSup>
-              <m:e>
-                <m:r>
-                  <m:t>Y</m:t>
-                </m:r>
-              </m:e>
-              <m:sup>
-                <m:r>
-                  <m:t>a</m:t>
-                </m:r>
-                <m:r>
-                  <m:rPr>
-                    <m:sty m:val="p"/>
-                  </m:rPr>
-                  <m:t>=</m:t>
-                </m:r>
-                <m:r>
-                  <m:t>0</m:t>
-                </m:r>
-                <m:r>
-                  <m:rPr>
-                    <m:sty m:val="p"/>
-                  </m:rPr>
-                  <m:t>,</m:t>
-                </m:r>
-                <m:r>
-                  <m:t>c</m:t>
-                </m:r>
-                <m:r>
-                  <m:rPr>
-                    <m:sty m:val="p"/>
-                  </m:rPr>
-                  <m:t>=</m:t>
-                </m:r>
-                <m:r>
-                  <m:t>0</m:t>
-                </m:r>
-              </m:sup>
-            </m:sSup>
-          </m:e>
-        </m:d>
-      </m:oMath>
-      <w:r>
-        <w:t xml:space="preserve">.</w:t>
+              </m:oMath>
+            </m:oMathPara>
+          </w:p>
+          <w:p>
+            <w:pPr>
+              <w:numPr>
+                <w:ilvl w:val="0"/>
+                <w:numId w:val="1010"/>
+              </w:numPr>
+            </w:pPr>
+            <w:r>
+              <w:t xml:space="preserve">Estimate the average causal effect by the difference</w:t>
+            </w:r>
+            <w:r>
+              <w:t xml:space="preserve"> </w:t>
+            </w:r>
+            <m:oMath>
+              <m:acc>
+                <m:accPr>
+                  <m:chr m:val="̂"/>
+                </m:accPr>
+                <m:e>
+                  <m:r>
+                    <m:rPr>
+                      <m:nor/>
+                      <m:sty m:val="p"/>
+                    </m:rPr>
+                    <m:t>E</m:t>
+                  </m:r>
+                </m:e>
+              </m:acc>
+              <m:d>
+                <m:dPr>
+                  <m:begChr m:val="["/>
+                  <m:sepChr m:val=""/>
+                  <m:endChr m:val="]"/>
+                  <m:grow/>
+                </m:dPr>
+                <m:e>
+                  <m:sSup>
+                    <m:e>
+                      <m:r>
+                        <m:t>Y</m:t>
+                      </m:r>
+                    </m:e>
+                    <m:sup>
+                      <m:r>
+                        <m:t>a</m:t>
+                      </m:r>
+                      <m:r>
+                        <m:rPr>
+                          <m:sty m:val="p"/>
+                        </m:rPr>
+                        <m:t>=</m:t>
+                      </m:r>
+                      <m:r>
+                        <m:t>1</m:t>
+                      </m:r>
+                      <m:r>
+                        <m:rPr>
+                          <m:sty m:val="p"/>
+                        </m:rPr>
+                        <m:t>,</m:t>
+                      </m:r>
+                      <m:r>
+                        <m:t>c</m:t>
+                      </m:r>
+                      <m:r>
+                        <m:rPr>
+                          <m:sty m:val="p"/>
+                        </m:rPr>
+                        <m:t>=</m:t>
+                      </m:r>
+                      <m:r>
+                        <m:t>0</m:t>
+                      </m:r>
+                    </m:sup>
+                  </m:sSup>
+                </m:e>
+              </m:d>
+              <m:r>
+                <m:rPr>
+                  <m:sty m:val="p"/>
+                </m:rPr>
+                <m:t>−</m:t>
+              </m:r>
+              <m:acc>
+                <m:accPr>
+                  <m:chr m:val="̂"/>
+                </m:accPr>
+                <m:e>
+                  <m:r>
+                    <m:rPr>
+                      <m:nor/>
+                      <m:sty m:val="p"/>
+                    </m:rPr>
+                    <m:t>E</m:t>
+                  </m:r>
+                </m:e>
+              </m:acc>
+              <m:d>
+                <m:dPr>
+                  <m:begChr m:val="["/>
+                  <m:sepChr m:val=""/>
+                  <m:endChr m:val="]"/>
+                  <m:grow/>
+                </m:dPr>
+                <m:e>
+                  <m:sSup>
+                    <m:e>
+                      <m:r>
+                        <m:t>Y</m:t>
+                      </m:r>
+                    </m:e>
+                    <m:sup>
+                      <m:r>
+                        <m:t>a</m:t>
+                      </m:r>
+                      <m:r>
+                        <m:rPr>
+                          <m:sty m:val="p"/>
+                        </m:rPr>
+                        <m:t>=</m:t>
+                      </m:r>
+                      <m:r>
+                        <m:t>0</m:t>
+                      </m:r>
+                      <m:r>
+                        <m:rPr>
+                          <m:sty m:val="p"/>
+                        </m:rPr>
+                        <m:t>,</m:t>
+                      </m:r>
+                      <m:r>
+                        <m:t>c</m:t>
+                      </m:r>
+                      <m:r>
+                        <m:rPr>
+                          <m:sty m:val="p"/>
+                        </m:rPr>
+                        <m:t>=</m:t>
+                      </m:r>
+                      <m:r>
+                        <m:t>0</m:t>
+                      </m:r>
+                    </m:sup>
+                  </m:sSup>
+                </m:e>
+              </m:d>
+            </m:oMath>
+            <w:r>
+              <w:t xml:space="preserve">.</w:t>
+            </w:r>
+          </w:p>
+          <w:bookmarkEnd w:id="53"/>
+        </w:tc>
+      </w:tr>
+    </w:tbl>
+    <w:p>
+      <w:pPr>
+        <w:pStyle w:val="FirstParagraph"/>
+      </w:pPr>
+      <w:r>
+        <w:t xml:space="preserve"> </w:t>
       </w:r>
     </w:p>
-    <w:bookmarkEnd w:id="53"/>
     <w:tbl>
       <w:tblPr>
         <w:tblStyle w:val="Table"/>
@@ -18803,7 +19714,7 @@
           </w:tcPr>
           <w:p>
             <w:pPr>
-              <w:pStyle w:val="FirstParagraph"/>
+              <w:pStyle w:val="BodyText"/>
             </w:pPr>
             <w:pPr>
               <w:spacing w:before="16" w:after="64"/>
@@ -19237,6 +20148,234 @@
       </w:r>
       <w:r>
         <w:t xml:space="preserve">some bias may remain, and it typically shrinks as the caliper narrows.</w:t>
+      </w:r>
+    </w:p>
+    <w:p>
+      <w:pPr>
+        <w:pStyle w:val="Compact"/>
+        <w:numPr>
+          <w:ilvl w:val="0"/>
+          <w:numId w:val="1011"/>
+        </w:numPr>
+      </w:pPr>
+      <w:r>
+        <w:t xml:space="preserve">With censoring, outcomes are observed only for the uncensored members of the matched population.</w:t>
+      </w:r>
+      <w:r>
+        <w:t xml:space="preserve"> </w:t>
+      </w:r>
+      <w:r>
+        <w:t xml:space="preserve">One way to account for that is to weight the uncensored by the inverse of</w:t>
+      </w:r>
+      <w:r>
+        <w:t xml:space="preserve"> </w:t>
+      </w:r>
+      <m:oMath>
+        <m:r>
+          <m:rPr>
+            <m:sty m:val="p"/>
+          </m:rPr>
+          <m:t>Pr</m:t>
+        </m:r>
+        <m:r>
+          <m:rPr>
+            <m:sty m:val="p"/>
+          </m:rPr>
+          <m:t>[</m:t>
+        </m:r>
+        <m:r>
+          <m:t>C</m:t>
+        </m:r>
+        <m:r>
+          <m:rPr>
+            <m:sty m:val="p"/>
+          </m:rPr>
+          <m:t>=</m:t>
+        </m:r>
+        <m:r>
+          <m:t>0</m:t>
+        </m:r>
+        <m:r>
+          <m:rPr>
+            <m:sty m:val="p"/>
+          </m:rPr>
+          <m:t>∣</m:t>
+        </m:r>
+        <m:r>
+          <m:t>L</m:t>
+        </m:r>
+        <m:r>
+          <m:rPr>
+            <m:sty m:val="p"/>
+          </m:rPr>
+          <m:t>,</m:t>
+        </m:r>
+        <m:r>
+          <m:t>A</m:t>
+        </m:r>
+        <m:r>
+          <m:rPr>
+            <m:sty m:val="p"/>
+          </m:rPr>
+          <m:t>]</m:t>
+        </m:r>
+      </m:oMath>
+      <w:r>
+        <w:t xml:space="preserve"> </w:t>
+      </w:r>
+      <w:r>
+        <w:t xml:space="preserve">(Chapter 12),</w:t>
+      </w:r>
+      <w:r>
+        <w:t xml:space="preserve"> </w:t>
+      </w:r>
+      <w:r>
+        <w:t xml:space="preserve">which needs a correct censoring model,</w:t>
+      </w:r>
+      <w:r>
+        <w:t xml:space="preserve"> </w:t>
+      </w:r>
+      <m:oMath>
+        <m:sSup>
+          <m:e>
+            <m:r>
+              <m:t>Y</m:t>
+            </m:r>
+          </m:e>
+          <m:sup>
+            <m:r>
+              <m:t>a</m:t>
+            </m:r>
+            <m:r>
+              <m:rPr>
+                <m:sty m:val="p"/>
+              </m:rPr>
+              <m:t>,</m:t>
+            </m:r>
+            <m:r>
+              <m:t>c</m:t>
+            </m:r>
+            <m:r>
+              <m:rPr>
+                <m:sty m:val="p"/>
+              </m:rPr>
+              <m:t>=</m:t>
+            </m:r>
+            <m:r>
+              <m:t>0</m:t>
+            </m:r>
+          </m:sup>
+        </m:sSup>
+        <m:r>
+          <m:rPr>
+            <m:sty m:val="p"/>
+          </m:rPr>
+          <m:t>⟂</m:t>
+        </m:r>
+        <m:r>
+          <m:t>​</m:t>
+        </m:r>
+        <m:r>
+          <m:t>​</m:t>
+        </m:r>
+        <m:r>
+          <m:t>​</m:t>
+        </m:r>
+        <m:r>
+          <m:rPr>
+            <m:sty m:val="p"/>
+          </m:rPr>
+          <m:t>⟂</m:t>
+        </m:r>
+        <m:r>
+          <m:t>C</m:t>
+        </m:r>
+        <m:r>
+          <m:rPr>
+            <m:sty m:val="p"/>
+          </m:rPr>
+          <m:t>∣</m:t>
+        </m:r>
+        <m:r>
+          <m:t>A</m:t>
+        </m:r>
+        <m:r>
+          <m:rPr>
+            <m:sty m:val="p"/>
+          </m:rPr>
+          <m:t>,</m:t>
+        </m:r>
+        <m:r>
+          <m:t>L</m:t>
+        </m:r>
+      </m:oMath>
+      <w:r>
+        <w:t xml:space="preserve">, and</w:t>
+      </w:r>
+      <w:r>
+        <w:t xml:space="preserve"> </w:t>
+      </w:r>
+      <m:oMath>
+        <m:r>
+          <m:rPr>
+            <m:sty m:val="p"/>
+          </m:rPr>
+          <m:t>Pr</m:t>
+        </m:r>
+        <m:r>
+          <m:rPr>
+            <m:sty m:val="p"/>
+          </m:rPr>
+          <m:t>[</m:t>
+        </m:r>
+        <m:r>
+          <m:t>C</m:t>
+        </m:r>
+        <m:r>
+          <m:rPr>
+            <m:sty m:val="p"/>
+          </m:rPr>
+          <m:t>=</m:t>
+        </m:r>
+        <m:r>
+          <m:t>0</m:t>
+        </m:r>
+        <m:r>
+          <m:rPr>
+            <m:sty m:val="p"/>
+          </m:rPr>
+          <m:t>∣</m:t>
+        </m:r>
+        <m:r>
+          <m:t>L</m:t>
+        </m:r>
+        <m:r>
+          <m:rPr>
+            <m:sty m:val="p"/>
+          </m:rPr>
+          <m:t>,</m:t>
+        </m:r>
+        <m:r>
+          <m:t>A</m:t>
+        </m:r>
+        <m:r>
+          <m:rPr>
+            <m:sty m:val="p"/>
+          </m:rPr>
+          <m:t>]</m:t>
+        </m:r>
+        <m:r>
+          <m:rPr>
+            <m:sty m:val="p"/>
+          </m:rPr>
+          <m:t>&gt;</m:t>
+        </m:r>
+        <m:r>
+          <m:t>0</m:t>
+        </m:r>
+      </m:oMath>
+      <w:r>
+        <w:t xml:space="preserve">.</w:t>
       </w:r>
     </w:p>
     <w:p>
@@ -22933,6 +24072,24 @@
             </w:r>
             <w:r>
               <w:t xml:space="preserve">All of these methods also need exchangeability, positivity, and consistency.</w:t>
+            </w:r>
+            <w:r>
+              <w:t xml:space="preserve"> </w:t>
+            </w:r>
+            <w:r>
+              <w:t xml:space="preserve">Outcome regression handles censoring by fitting its model among the uncensored;</w:t>
+            </w:r>
+            <w:r>
+              <w:t xml:space="preserve"> </w:t>
+            </w:r>
+            <w:r>
+              <w:t xml:space="preserve">the other methods need a model for censoring as well,</w:t>
+            </w:r>
+            <w:r>
+              <w:t xml:space="preserve"> </w:t>
+            </w:r>
+            <w:r>
+              <w:t xml:space="preserve">except that g-estimation can skip the censoring weights under the conditions noted in Chapter 14.</w:t>
             </w:r>
           </w:p>
           <w:tbl>
@@ -23218,7 +24375,66 @@
                     </m:r>
                   </m:oMath>
                   <w:r>
-                    <w:t xml:space="preserve">​</w:t>
+                    <w:t xml:space="preserve">; with censoring, also</w:t>
+                  </w:r>
+                  <w:r>
+                    <w:t xml:space="preserve"> </w:t>
+                  </w:r>
+                  <m:oMath>
+                    <m:r>
+                      <m:rPr>
+                        <m:sty m:val="p"/>
+                      </m:rPr>
+                      <m:t>Pr</m:t>
+                    </m:r>
+                    <m:r>
+                      <m:rPr>
+                        <m:sty m:val="p"/>
+                      </m:rPr>
+                      <m:t>[</m:t>
+                    </m:r>
+                    <m:r>
+                      <m:t>C</m:t>
+                    </m:r>
+                    <m:r>
+                      <m:rPr>
+                        <m:sty m:val="p"/>
+                      </m:rPr>
+                      <m:t>=</m:t>
+                    </m:r>
+                    <m:r>
+                      <m:t>0</m:t>
+                    </m:r>
+                    <m:r>
+                      <m:rPr>
+                        <m:sty m:val="p"/>
+                      </m:rPr>
+                      <m:t>∣</m:t>
+                    </m:r>
+                    <m:r>
+                      <m:t>L</m:t>
+                    </m:r>
+                    <m:r>
+                      <m:rPr>
+                        <m:sty m:val="p"/>
+                      </m:rPr>
+                      <m:t>,</m:t>
+                    </m:r>
+                    <m:r>
+                      <m:t>A</m:t>
+                    </m:r>
+                    <m:r>
+                      <m:rPr>
+                        <m:sty m:val="p"/>
+                      </m:rPr>
+                      <m:t>]</m:t>
+                    </m:r>
+                  </m:oMath>
+                  <w:r>
+                    <w:t xml:space="preserve"> </w:t>
+                  </w:r>
+                  <w:r>
+                    <w:t xml:space="preserve">for the censoring weights</w:t>
                   </w:r>
                 </w:p>
               </w:tc>
@@ -23230,7 +24446,7 @@
                     <w:jc w:val="center"/>
                   </w:pPr>
                   <w:r>
-                    <w:t xml:space="preserve">Correct treatment model and correct structural nested model</w:t>
+                    <w:t xml:space="preserve">Correct treatment model and correct structural nested model; with censoring, also a correct censoring model</w:t>
                   </w:r>
                 </w:p>
               </w:tc>
@@ -23388,6 +24604,61 @@
                       </m:e>
                     </m:d>
                   </m:oMath>
+                  <w:r>
+                    <w:t xml:space="preserve">; with censoring, the joint score</w:t>
+                  </w:r>
+                  <w:r>
+                    <w:t xml:space="preserve"> </w:t>
+                  </w:r>
+                  <m:oMath>
+                    <m:r>
+                      <m:t>b</m:t>
+                    </m:r>
+                    <m:r>
+                      <m:rPr>
+                        <m:sty m:val="p"/>
+                      </m:rPr>
+                      <m:t>(</m:t>
+                    </m:r>
+                    <m:r>
+                      <m:t>L</m:t>
+                    </m:r>
+                    <m:r>
+                      <m:rPr>
+                        <m:sty m:val="p"/>
+                      </m:rPr>
+                      <m:t>)</m:t>
+                    </m:r>
+                  </m:oMath>
+                  <w:r>
+                    <w:t xml:space="preserve"> </w:t>
+                  </w:r>
+                  <w:r>
+                    <w:t xml:space="preserve">in place of</w:t>
+                  </w:r>
+                  <w:r>
+                    <w:t xml:space="preserve"> </w:t>
+                  </w:r>
+                  <m:oMath>
+                    <m:r>
+                      <m:t>π</m:t>
+                    </m:r>
+                    <m:r>
+                      <m:rPr>
+                        <m:sty m:val="p"/>
+                      </m:rPr>
+                      <m:t>(</m:t>
+                    </m:r>
+                    <m:r>
+                      <m:t>L</m:t>
+                    </m:r>
+                    <m:r>
+                      <m:rPr>
+                        <m:sty m:val="p"/>
+                      </m:rPr>
+                      <m:t>)</m:t>
+                    </m:r>
+                  </m:oMath>
                 </w:p>
               </w:tc>
               <w:tc>
@@ -23398,33 +24669,7 @@
                     <w:jc w:val="center"/>
                   </w:pPr>
                   <w:r>
-                    <w:t xml:space="preserve">Correct propensity model and correct</w:t>
-                  </w:r>
-                  <w:r>
-                    <w:t xml:space="preserve"> </w:t>
-                  </w:r>
-                  <m:oMath>
-                    <m:r>
-                      <m:t>π</m:t>
-                    </m:r>
-                    <m:r>
-                      <m:rPr>
-                        <m:sty m:val="p"/>
-                      </m:rPr>
-                      <m:t>(</m:t>
-                    </m:r>
-                    <m:r>
-                      <m:t>L</m:t>
-                    </m:r>
-                    <m:r>
-                      <m:rPr>
-                        <m:sty m:val="p"/>
-                      </m:rPr>
-                      <m:t>)</m:t>
-                    </m:r>
-                  </m:oMath>
-                  <w:r>
-                    <w:t xml:space="preserve">-</w:t>
+                    <w:t xml:space="preserve">Correct propensity model and correct score-</w:t>
                   </w:r>
                   <m:oMath>
                     <m:r>
@@ -23435,7 +24680,7 @@
                     <w:t xml:space="preserve"> </w:t>
                   </w:r>
                   <w:r>
-                    <w:t xml:space="preserve">relation</w:t>
+                    <w:t xml:space="preserve">relation; with censoring, also a correct censoring model</w:t>
                   </w:r>
                 </w:p>
               </w:tc>
@@ -23527,8 +24772,61 @@
                     </m:r>
                   </m:oMath>
                   <w:r>
-                    <w:t xml:space="preserve">​</w:t>
+                    <w:t xml:space="preserve">; with censoring, also</w:t>
                   </w:r>
+                  <w:r>
+                    <w:t xml:space="preserve"> </w:t>
+                  </w:r>
+                  <m:oMath>
+                    <m:r>
+                      <m:rPr>
+                        <m:sty m:val="p"/>
+                      </m:rPr>
+                      <m:t>Pr</m:t>
+                    </m:r>
+                    <m:r>
+                      <m:rPr>
+                        <m:sty m:val="p"/>
+                      </m:rPr>
+                      <m:t>[</m:t>
+                    </m:r>
+                    <m:r>
+                      <m:t>C</m:t>
+                    </m:r>
+                    <m:r>
+                      <m:rPr>
+                        <m:sty m:val="p"/>
+                      </m:rPr>
+                      <m:t>=</m:t>
+                    </m:r>
+                    <m:r>
+                      <m:t>0</m:t>
+                    </m:r>
+                    <m:r>
+                      <m:rPr>
+                        <m:sty m:val="p"/>
+                      </m:rPr>
+                      <m:t>∣</m:t>
+                    </m:r>
+                    <m:r>
+                      <m:t>L</m:t>
+                    </m:r>
+                    <m:r>
+                      <m:rPr>
+                        <m:sty m:val="p"/>
+                      </m:rPr>
+                      <m:t>,</m:t>
+                    </m:r>
+                    <m:r>
+                      <m:t>A</m:t>
+                    </m:r>
+                    <m:r>
+                      <m:rPr>
+                        <m:sty m:val="p"/>
+                      </m:rPr>
+                      <m:t>]</m:t>
+                    </m:r>
+                  </m:oMath>
                 </w:p>
               </w:tc>
               <w:tc>
@@ -23539,7 +24837,7 @@
                     <w:jc w:val="center"/>
                   </w:pPr>
                   <w:r>
-                    <w:t xml:space="preserve">Correct propensity model; estimate refers to the matched population</w:t>
+                    <w:t xml:space="preserve">Correct propensity model; with censoring, also a correct censoring model; estimate refers to the matched population</w:t>
                   </w:r>
                 </w:p>
               </w:tc>
